--- a/RWA-Experts-whitepaper-short.docx
+++ b/RWA-Experts-whitepaper-short.docx
@@ -3,6 +3,13 @@
 <w:document xmlns:wpc="http://schemas.microsoft.com/office/word/2010/wordprocessingCanvas" xmlns:cx="http://schemas.microsoft.com/office/drawing/2014/chartex" xmlns:cx1="http://schemas.microsoft.com/office/drawing/2015/9/8/chartex" xmlns:cx2="http://schemas.microsoft.com/office/drawing/2015/10/21/chartex" xmlns:cx3="http://schemas.microsoft.com/office/drawing/2016/5/9/chartex" xmlns:cx4="http://schemas.microsoft.com/office/drawing/2016/5/10/chartex" xmlns:cx5="http://schemas.microsoft.com/office/drawing/2016/5/11/chartex" xmlns:cx6="http://schemas.microsoft.com/office/drawing/2016/5/12/chartex" xmlns:cx7="http://schemas.microsoft.com/office/drawing/2016/5/13/chartex" xmlns:cx8="http://schemas.microsoft.com/office/drawing/2016/5/14/chartex" xmlns:mc="http://schemas.openxmlformats.org/markup-compatibility/2006" xmlns:aink="http://schemas.microsoft.com/office/drawing/2016/ink" xmlns:am3d="http://schemas.microsoft.com/office/drawing/2017/model3d" xmlns:o="urn:schemas-microsoft-com:office:office" xmlns:oel="http://schemas.microsoft.com/office/2019/extlst" xmlns:r="http://schemas.openxmlformats.org/officeDocument/2006/relationships" xmlns:m="http://schemas.openxmlformats.org/officeDocument/2006/math" xmlns:v="urn:schemas-microsoft-com:vml" xmlns:wp14="http://schemas.microsoft.com/office/word/2010/wordprocessingDrawing" xmlns:wp="http://schemas.openxmlformats.org/drawingml/2006/wordprocessingDrawing" xmlns:w10="urn:schemas-microsoft-com:office:word" xmlns:w="http://schemas.openxmlformats.org/wordprocessingml/2006/main" xmlns:w14="http://schemas.microsoft.com/office/word/2010/wordml" xmlns:w15="http://schemas.microsoft.com/office/word/2012/wordml" xmlns:w16cex="http://schemas.microsoft.com/office/word/2018/wordml/cex" xmlns:w16cid="http://schemas.microsoft.com/office/word/2016/wordml/cid" xmlns:w16="http://schemas.microsoft.com/office/word/2018/wordml" xmlns:w16du="http://schemas.microsoft.com/office/word/2023/wordml/word16du" xmlns:w16sdtdh="http://schemas.microsoft.com/office/word/2020/wordml/sdtdatahash" xmlns:w16sdtfl="http://schemas.microsoft.com/office/word/2024/wordml/sdtformatlock" xmlns:w16se="http://schemas.microsoft.com/office/word/2015/wordml/symex" xmlns:wpg="http://schemas.microsoft.com/office/word/2010/wordprocessingGroup" xmlns:wpi="http://schemas.microsoft.com/office/word/2010/wordprocessingInk" xmlns:wne="http://schemas.microsoft.com/office/word/2006/wordml" xmlns:wps="http://schemas.microsoft.com/office/word/2010/wordprocessingShape" mc:Ignorable="w14 w15 w16se w16cid w16 w16cex w16sdtdh w16sdtfl w16du wp14">
   <w:body>
     <w:p>
+      <w:r>
+        <w:pict w14:anchorId="112D922A">
+          <v:rect id="_x0000_i1025" style="width:0;height:1.5pt" o:hralign="center" o:hrstd="t" o:hrnoshade="t" o:hr="t" fillcolor="#eaeaea" stroked="f"/>
+        </w:pict>
+      </w:r>
+    </w:p>
+    <w:p>
       <w:pPr>
         <w:rPr>
           <w:b/>
@@ -16,32 +23,39 @@
           <w:bCs/>
           <w:lang w:val="en-US"/>
         </w:rPr>
-        <w:t>PART 2: EXECUTIVE SUMMARY</w:t>
-      </w:r>
-    </w:p>
-    <w:p>
-      <w:pPr>
+        <w:t>RWA EXPERTS</w:t>
+      </w:r>
+    </w:p>
+    <w:p>
+      <w:pPr>
+        <w:rPr>
+          <w:lang w:val="en-US"/>
+        </w:rPr>
+      </w:pPr>
+      <w:r>
         <w:rPr>
           <w:b/>
           <w:bCs/>
           <w:lang w:val="en-US"/>
         </w:rPr>
-      </w:pPr>
-      <w:r>
+        <w:t>Democratizing Access to Real-World Asset Investments Through Blockchain Technology</w:t>
+      </w:r>
+    </w:p>
+    <w:p>
+      <w:r>
+        <w:pict w14:anchorId="1C4D0224">
+          <v:rect id="_x0000_i1026" style="width:0;height:1.5pt" o:hralign="center" o:hrstd="t" o:hrnoshade="t" o:hr="t" fillcolor="#eaeaea" stroked="f"/>
+        </w:pict>
+      </w:r>
+    </w:p>
+    <w:p>
+      <w:pPr>
         <w:rPr>
           <w:b/>
           <w:bCs/>
           <w:lang w:val="en-US"/>
         </w:rPr>
-        <w:t>RWA Experts - Investment Memorandum</w:t>
-      </w:r>
-    </w:p>
-    <w:p>
-      <w:r>
-        <w:pict w14:anchorId="112D922A">
-          <v:rect id="_x0000_i1103" style="width:0;height:1.5pt" o:hralign="center" o:hrstd="t" o:hrnoshade="t" o:hr="t" fillcolor="#eaeaea" stroked="f"/>
-        </w:pict>
-      </w:r>
+      </w:pPr>
     </w:p>
     <w:p>
       <w:pPr>
@@ -57,86 +71,64 @@
           <w:bCs/>
           <w:lang w:val="en-US"/>
         </w:rPr>
-        <w:t>RWA EXPERTS</w:t>
-      </w:r>
-    </w:p>
-    <w:p>
-      <w:pPr>
+        <w:t>Th</w:t>
+      </w:r>
+      <w:r>
         <w:rPr>
           <w:b/>
           <w:bCs/>
           <w:lang w:val="en-US"/>
         </w:rPr>
-      </w:pPr>
-      <w:r>
+        <w:t>e Opportunity</w:t>
+      </w:r>
+    </w:p>
+    <w:p>
+      <w:pPr>
+        <w:rPr>
+          <w:lang w:val="en-US"/>
+        </w:rPr>
+      </w:pPr>
+      <w:r>
+        <w:rPr>
+          <w:lang w:val="en-US"/>
+        </w:rPr>
+        <w:t>The global real estate market is worth $326 trillion. Add fixed income ($130T), private equity ($8T), and commodities ($120T), and we're looking at over $580 trillion in assets that remain largely inaccessible to ordinary investors.</w:t>
+      </w:r>
+    </w:p>
+    <w:p>
+      <w:pPr>
         <w:rPr>
           <w:b/>
           <w:bCs/>
-          <w:lang w:val="en-US"/>
-        </w:rPr>
-        <w:t>Executive Summary</w:t>
-      </w:r>
-    </w:p>
-    <w:p>
-      <w:pPr>
-        <w:rPr>
-          <w:lang w:val="en-US"/>
-        </w:rPr>
-      </w:pPr>
+        </w:rPr>
+      </w:pPr>
+    </w:p>
+    <w:p>
       <w:r>
         <w:rPr>
           <w:b/>
           <w:bCs/>
-          <w:lang w:val="en-US"/>
-        </w:rPr>
-        <w:t>Democratizing Access to Real-World Asset Investments Through Blockchain Technology</w:t>
-      </w:r>
-    </w:p>
-    <w:p>
-      <w:r>
-        <w:pict w14:anchorId="1C4D0224">
-          <v:rect id="_x0000_i1104" style="width:0;height:1.5pt" o:hralign="center" o:hrstd="t" o:hrnoshade="t" o:hr="t" fillcolor="#eaeaea" stroked="f"/>
-        </w:pict>
-      </w:r>
-    </w:p>
-    <w:p>
-      <w:pPr>
+        </w:rPr>
+        <w:t xml:space="preserve">The </w:t>
+      </w:r>
+      <w:proofErr w:type="spellStart"/>
+      <w:proofErr w:type="gramStart"/>
+      <w:r>
         <w:rPr>
           <w:b/>
           <w:bCs/>
-          <w:lang w:val="en-US"/>
-        </w:rPr>
-      </w:pPr>
+        </w:rPr>
+        <w:t>Problem</w:t>
+      </w:r>
+      <w:proofErr w:type="spellEnd"/>
       <w:r>
         <w:rPr>
           <w:b/>
           <w:bCs/>
-          <w:lang w:val="en-US"/>
-        </w:rPr>
-        <w:t>The Opportunity</w:t>
-      </w:r>
-    </w:p>
-    <w:p>
-      <w:pPr>
-        <w:rPr>
-          <w:lang w:val="en-US"/>
-        </w:rPr>
-      </w:pPr>
-      <w:r>
-        <w:rPr>
-          <w:lang w:val="en-US"/>
-        </w:rPr>
-        <w:t>The global real estate market is worth $326 trillion. Add fixed income ($130T), private equity ($8T), and commodities ($120T), and we're looking at over $580 trillion in assets that remain largely inaccessible to ordinary investors.</w:t>
-      </w:r>
-    </w:p>
-    <w:p>
-      <w:r>
-        <w:rPr>
-          <w:b/>
-          <w:bCs/>
-        </w:rPr>
-        <w:t>The Problem:</w:t>
-      </w:r>
+        </w:rPr>
+        <w:t>:</w:t>
+      </w:r>
+      <w:proofErr w:type="gramEnd"/>
     </w:p>
     <w:p>
       <w:pPr>
@@ -144,6 +136,7 @@
           <w:ilvl w:val="0"/>
           <w:numId w:val="1"/>
         </w:numPr>
+        <w:spacing w:after="0"/>
         <w:rPr>
           <w:lang w:val="en-US"/>
         </w:rPr>
@@ -161,6 +154,7 @@
           <w:ilvl w:val="0"/>
           <w:numId w:val="1"/>
         </w:numPr>
+        <w:spacing w:after="0"/>
         <w:rPr>
           <w:lang w:val="en-US"/>
         </w:rPr>
@@ -178,15 +172,24 @@
           <w:ilvl w:val="0"/>
           <w:numId w:val="1"/>
         </w:numPr>
-        <w:rPr>
-          <w:lang w:val="en-US"/>
-        </w:rPr>
-      </w:pPr>
-      <w:r>
-        <w:rPr>
-          <w:lang w:val="en-US"/>
-        </w:rPr>
-        <w:t>5-10 year lockups with no liquidity options</w:t>
+        <w:spacing w:after="0"/>
+        <w:rPr>
+          <w:lang w:val="en-US"/>
+        </w:rPr>
+      </w:pPr>
+      <w:proofErr w:type="gramStart"/>
+      <w:r>
+        <w:rPr>
+          <w:lang w:val="en-US"/>
+        </w:rPr>
+        <w:t>5-10 year</w:t>
+      </w:r>
+      <w:proofErr w:type="gramEnd"/>
+      <w:r>
+        <w:rPr>
+          <w:lang w:val="en-US"/>
+        </w:rPr>
+        <w:t xml:space="preserve"> lockups with no liquidity options</w:t>
       </w:r>
     </w:p>
     <w:p>
@@ -195,6 +198,7 @@
           <w:ilvl w:val="0"/>
           <w:numId w:val="1"/>
         </w:numPr>
+        <w:spacing w:after="0"/>
         <w:rPr>
           <w:lang w:val="en-US"/>
         </w:rPr>
@@ -207,13 +211,30 @@
       </w:r>
     </w:p>
     <w:p>
-      <w:r>
+      <w:pPr>
         <w:rPr>
           <w:b/>
           <w:bCs/>
         </w:rPr>
-        <w:t>The Market:</w:t>
-      </w:r>
+      </w:pPr>
+    </w:p>
+    <w:p>
+      <w:r>
+        <w:rPr>
+          <w:b/>
+          <w:bCs/>
+        </w:rPr>
+        <w:t xml:space="preserve">The </w:t>
+      </w:r>
+      <w:proofErr w:type="gramStart"/>
+      <w:r>
+        <w:rPr>
+          <w:b/>
+          <w:bCs/>
+        </w:rPr>
+        <w:t>Market:</w:t>
+      </w:r>
+      <w:proofErr w:type="gramEnd"/>
     </w:p>
     <w:p>
       <w:pPr>
@@ -221,6 +242,7 @@
           <w:ilvl w:val="0"/>
           <w:numId w:val="2"/>
         </w:numPr>
+        <w:spacing w:after="0"/>
         <w:rPr>
           <w:lang w:val="en-US"/>
         </w:rPr>
@@ -238,6 +260,7 @@
           <w:ilvl w:val="0"/>
           <w:numId w:val="2"/>
         </w:numPr>
+        <w:spacing w:after="0"/>
         <w:rPr>
           <w:lang w:val="en-US"/>
         </w:rPr>
@@ -255,10 +278,37 @@
           <w:ilvl w:val="0"/>
           <w:numId w:val="2"/>
         </w:numPr>
-      </w:pPr>
-      <w:r>
-        <w:t>Growth rate: 266% in 2025 alone</w:t>
-      </w:r>
+        <w:spacing w:after="0"/>
+      </w:pPr>
+      <w:proofErr w:type="spellStart"/>
+      <w:r>
+        <w:t>Growth</w:t>
+      </w:r>
+      <w:proofErr w:type="spellEnd"/>
+      <w:r>
+        <w:t xml:space="preserve"> </w:t>
+      </w:r>
+      <w:proofErr w:type="gramStart"/>
+      <w:r>
+        <w:t>rate:</w:t>
+      </w:r>
+      <w:proofErr w:type="gramEnd"/>
+      <w:r>
+        <w:t xml:space="preserve"> 266% </w:t>
+      </w:r>
+      <w:proofErr w:type="spellStart"/>
+      <w:r>
+        <w:t>in</w:t>
+      </w:r>
+      <w:proofErr w:type="spellEnd"/>
+      <w:r>
+        <w:t xml:space="preserve"> 2025 </w:t>
+      </w:r>
+      <w:proofErr w:type="spellStart"/>
+      <w:r>
+        <w:t>alone</w:t>
+      </w:r>
+      <w:proofErr w:type="spellEnd"/>
     </w:p>
     <w:p>
       <w:pPr>
@@ -266,6 +316,7 @@
           <w:ilvl w:val="0"/>
           <w:numId w:val="2"/>
         </w:numPr>
+        <w:spacing w:after="0"/>
         <w:rPr>
           <w:lang w:val="en-US"/>
         </w:rPr>
@@ -280,7 +331,7 @@
     <w:p>
       <w:r>
         <w:pict w14:anchorId="5157F159">
-          <v:rect id="_x0000_i1105" style="width:0;height:1.5pt" o:hralign="center" o:hrstd="t" o:hrnoshade="t" o:hr="t" fillcolor="#eaeaea" stroked="f"/>
+          <v:rect id="_x0000_i1027" style="width:0;height:1.5pt" o:hralign="center" o:hrstd="t" o:hrnoshade="t" o:hr="t" fillcolor="#eaeaea" stroked="f"/>
         </w:pict>
       </w:r>
     </w:p>
@@ -311,7 +362,21 @@
         <w:rPr>
           <w:lang w:val="en-US"/>
         </w:rPr>
-        <w:t>RWA Experts is the self-service platform that lets any asset owner tokenize, fund, and trade real-world assets in </w:t>
+        <w:t xml:space="preserve">RWA Experts is </w:t>
+      </w:r>
+      <w:proofErr w:type="gramStart"/>
+      <w:r>
+        <w:rPr>
+          <w:lang w:val="en-US"/>
+        </w:rPr>
+        <w:t>the</w:t>
+      </w:r>
+      <w:proofErr w:type="gramEnd"/>
+      <w:r>
+        <w:rPr>
+          <w:lang w:val="en-US"/>
+        </w:rPr>
+        <w:t xml:space="preserve"> self-service platform that lets any asset owner tokenize, fund, and trade real-world assets in </w:t>
       </w:r>
       <w:r>
         <w:rPr>
@@ -334,8 +399,26 @@
           <w:b/>
           <w:bCs/>
         </w:rPr>
-        <w:t>Platform Capabilities:</w:t>
-      </w:r>
+        <w:t xml:space="preserve">Platform </w:t>
+      </w:r>
+      <w:proofErr w:type="spellStart"/>
+      <w:proofErr w:type="gramStart"/>
+      <w:r>
+        <w:rPr>
+          <w:b/>
+          <w:bCs/>
+        </w:rPr>
+        <w:t>Capabilities</w:t>
+      </w:r>
+      <w:proofErr w:type="spellEnd"/>
+      <w:r>
+        <w:rPr>
+          <w:b/>
+          <w:bCs/>
+        </w:rPr>
+        <w:t>:</w:t>
+      </w:r>
+      <w:proofErr w:type="gramEnd"/>
     </w:p>
     <w:tbl>
       <w:tblPr>
@@ -382,11 +465,13 @@
           </w:tcPr>
           <w:p>
             <w:pPr>
+              <w:spacing w:after="0"/>
               <w:rPr>
                 <w:b/>
                 <w:bCs/>
               </w:rPr>
             </w:pPr>
+            <w:proofErr w:type="spellStart"/>
             <w:r>
               <w:rPr>
                 <w:b/>
@@ -394,6 +479,7 @@
               </w:rPr>
               <w:t>Feature</w:t>
             </w:r>
+            <w:proofErr w:type="spellEnd"/>
           </w:p>
         </w:tc>
         <w:tc>
@@ -417,11 +503,13 @@
           </w:tcPr>
           <w:p>
             <w:pPr>
+              <w:spacing w:after="0"/>
               <w:rPr>
                 <w:b/>
                 <w:bCs/>
               </w:rPr>
             </w:pPr>
+            <w:proofErr w:type="spellStart"/>
             <w:r>
               <w:rPr>
                 <w:b/>
@@ -429,6 +517,7 @@
               </w:rPr>
               <w:t>Traditional</w:t>
             </w:r>
+            <w:proofErr w:type="spellEnd"/>
           </w:p>
         </w:tc>
         <w:tc>
@@ -452,6 +541,7 @@
           </w:tcPr>
           <w:p>
             <w:pPr>
+              <w:spacing w:after="0"/>
               <w:rPr>
                 <w:b/>
                 <w:bCs/>
@@ -487,6 +577,9 @@
             <w:hideMark/>
           </w:tcPr>
           <w:p>
+            <w:pPr>
+              <w:spacing w:after="0"/>
+            </w:pPr>
             <w:r>
               <w:t>Setup Cost</w:t>
             </w:r>
@@ -511,6 +604,9 @@
             <w:hideMark/>
           </w:tcPr>
           <w:p>
+            <w:pPr>
+              <w:spacing w:after="0"/>
+            </w:pPr>
             <w:r>
               <w:t>$50,000+</w:t>
             </w:r>
@@ -535,6 +631,9 @@
             <w:hideMark/>
           </w:tcPr>
           <w:p>
+            <w:pPr>
+              <w:spacing w:after="0"/>
+            </w:pPr>
             <w:r>
               <w:t>$750</w:t>
             </w:r>
@@ -561,6 +660,9 @@
             <w:hideMark/>
           </w:tcPr>
           <w:p>
+            <w:pPr>
+              <w:spacing w:after="0"/>
+            </w:pPr>
             <w:r>
               <w:t>Time to Launch</w:t>
             </w:r>
@@ -585,33 +687,49 @@
             <w:hideMark/>
           </w:tcPr>
           <w:p>
-            <w:r>
-              <w:t>3-6 months</w:t>
-            </w:r>
-          </w:p>
-        </w:tc>
-        <w:tc>
-          <w:tcPr>
-            <w:tcW w:w="0" w:type="auto"/>
-            <w:tcBorders>
-              <w:top w:val="single" w:sz="6" w:space="0" w:color="CCCCCC"/>
-              <w:left w:val="single" w:sz="6" w:space="0" w:color="CCCCCC"/>
-              <w:bottom w:val="single" w:sz="6" w:space="0" w:color="CCCCCC"/>
-              <w:right w:val="single" w:sz="6" w:space="0" w:color="CCCCCC"/>
-            </w:tcBorders>
-            <w:tcMar>
-              <w:top w:w="120" w:type="dxa"/>
-              <w:left w:w="240" w:type="dxa"/>
-              <w:bottom w:w="120" w:type="dxa"/>
-              <w:right w:w="240" w:type="dxa"/>
-            </w:tcMar>
-            <w:vAlign w:val="center"/>
-            <w:hideMark/>
-          </w:tcPr>
-          <w:p>
-            <w:r>
-              <w:t>48 hours</w:t>
-            </w:r>
+            <w:pPr>
+              <w:spacing w:after="0"/>
+            </w:pPr>
+            <w:r>
+              <w:t xml:space="preserve">3-6 </w:t>
+            </w:r>
+            <w:proofErr w:type="spellStart"/>
+            <w:r>
+              <w:t>months</w:t>
+            </w:r>
+            <w:proofErr w:type="spellEnd"/>
+          </w:p>
+        </w:tc>
+        <w:tc>
+          <w:tcPr>
+            <w:tcW w:w="0" w:type="auto"/>
+            <w:tcBorders>
+              <w:top w:val="single" w:sz="6" w:space="0" w:color="CCCCCC"/>
+              <w:left w:val="single" w:sz="6" w:space="0" w:color="CCCCCC"/>
+              <w:bottom w:val="single" w:sz="6" w:space="0" w:color="CCCCCC"/>
+              <w:right w:val="single" w:sz="6" w:space="0" w:color="CCCCCC"/>
+            </w:tcBorders>
+            <w:tcMar>
+              <w:top w:w="120" w:type="dxa"/>
+              <w:left w:w="240" w:type="dxa"/>
+              <w:bottom w:w="120" w:type="dxa"/>
+              <w:right w:w="240" w:type="dxa"/>
+            </w:tcMar>
+            <w:vAlign w:val="center"/>
+            <w:hideMark/>
+          </w:tcPr>
+          <w:p>
+            <w:pPr>
+              <w:spacing w:after="0"/>
+            </w:pPr>
+            <w:r>
+              <w:t xml:space="preserve">48 </w:t>
+            </w:r>
+            <w:proofErr w:type="spellStart"/>
+            <w:r>
+              <w:t>hours</w:t>
+            </w:r>
+            <w:proofErr w:type="spellEnd"/>
           </w:p>
         </w:tc>
       </w:tr>
@@ -635,8 +753,10 @@
             <w:hideMark/>
           </w:tcPr>
           <w:p>
-            <w:r>
-              <w:lastRenderedPageBreak/>
+            <w:pPr>
+              <w:spacing w:after="0"/>
+            </w:pPr>
+            <w:r>
               <w:t>Minimum Investment</w:t>
             </w:r>
           </w:p>
@@ -660,6 +780,9 @@
             <w:hideMark/>
           </w:tcPr>
           <w:p>
+            <w:pPr>
+              <w:spacing w:after="0"/>
+            </w:pPr>
             <w:r>
               <w:t>$100,000+</w:t>
             </w:r>
@@ -684,6 +807,9 @@
             <w:hideMark/>
           </w:tcPr>
           <w:p>
+            <w:pPr>
+              <w:spacing w:after="0"/>
+            </w:pPr>
             <w:r>
               <w:t>$100</w:t>
             </w:r>
@@ -710,30 +836,46 @@
             <w:hideMark/>
           </w:tcPr>
           <w:p>
-            <w:r>
-              <w:t>Chains Supported</w:t>
-            </w:r>
-          </w:p>
-        </w:tc>
-        <w:tc>
-          <w:tcPr>
-            <w:tcW w:w="0" w:type="auto"/>
-            <w:tcBorders>
-              <w:top w:val="single" w:sz="6" w:space="0" w:color="CCCCCC"/>
-              <w:left w:val="single" w:sz="6" w:space="0" w:color="CCCCCC"/>
-              <w:bottom w:val="single" w:sz="6" w:space="0" w:color="CCCCCC"/>
-              <w:right w:val="single" w:sz="6" w:space="0" w:color="CCCCCC"/>
-            </w:tcBorders>
-            <w:tcMar>
-              <w:top w:w="120" w:type="dxa"/>
-              <w:left w:w="240" w:type="dxa"/>
-              <w:bottom w:w="120" w:type="dxa"/>
-              <w:right w:w="240" w:type="dxa"/>
-            </w:tcMar>
-            <w:vAlign w:val="center"/>
-            <w:hideMark/>
-          </w:tcPr>
-          <w:p>
+            <w:pPr>
+              <w:spacing w:after="0"/>
+            </w:pPr>
+            <w:proofErr w:type="spellStart"/>
+            <w:r>
+              <w:t>Chains</w:t>
+            </w:r>
+            <w:proofErr w:type="spellEnd"/>
+            <w:r>
+              <w:t xml:space="preserve"> </w:t>
+            </w:r>
+            <w:proofErr w:type="spellStart"/>
+            <w:r>
+              <w:t>Supported</w:t>
+            </w:r>
+            <w:proofErr w:type="spellEnd"/>
+          </w:p>
+        </w:tc>
+        <w:tc>
+          <w:tcPr>
+            <w:tcW w:w="0" w:type="auto"/>
+            <w:tcBorders>
+              <w:top w:val="single" w:sz="6" w:space="0" w:color="CCCCCC"/>
+              <w:left w:val="single" w:sz="6" w:space="0" w:color="CCCCCC"/>
+              <w:bottom w:val="single" w:sz="6" w:space="0" w:color="CCCCCC"/>
+              <w:right w:val="single" w:sz="6" w:space="0" w:color="CCCCCC"/>
+            </w:tcBorders>
+            <w:tcMar>
+              <w:top w:w="120" w:type="dxa"/>
+              <w:left w:w="240" w:type="dxa"/>
+              <w:bottom w:w="120" w:type="dxa"/>
+              <w:right w:w="240" w:type="dxa"/>
+            </w:tcMar>
+            <w:vAlign w:val="center"/>
+            <w:hideMark/>
+          </w:tcPr>
+          <w:p>
+            <w:pPr>
+              <w:spacing w:after="0"/>
+            </w:pPr>
             <w:r>
               <w:t>1-2</w:t>
             </w:r>
@@ -758,6 +900,9 @@
             <w:hideMark/>
           </w:tcPr>
           <w:p>
+            <w:pPr>
+              <w:spacing w:after="0"/>
+            </w:pPr>
             <w:r>
               <w:t>36+</w:t>
             </w:r>
@@ -784,30 +929,41 @@
             <w:hideMark/>
           </w:tcPr>
           <w:p>
-            <w:r>
-              <w:t>Built-in Trading</w:t>
-            </w:r>
-          </w:p>
-        </w:tc>
-        <w:tc>
-          <w:tcPr>
-            <w:tcW w:w="0" w:type="auto"/>
-            <w:tcBorders>
-              <w:top w:val="single" w:sz="6" w:space="0" w:color="CCCCCC"/>
-              <w:left w:val="single" w:sz="6" w:space="0" w:color="CCCCCC"/>
-              <w:bottom w:val="single" w:sz="6" w:space="0" w:color="CCCCCC"/>
-              <w:right w:val="single" w:sz="6" w:space="0" w:color="CCCCCC"/>
-            </w:tcBorders>
-            <w:tcMar>
-              <w:top w:w="120" w:type="dxa"/>
-              <w:left w:w="240" w:type="dxa"/>
-              <w:bottom w:w="120" w:type="dxa"/>
-              <w:right w:w="240" w:type="dxa"/>
-            </w:tcMar>
-            <w:vAlign w:val="center"/>
-            <w:hideMark/>
-          </w:tcPr>
-          <w:p>
+            <w:pPr>
+              <w:spacing w:after="0"/>
+            </w:pPr>
+            <w:proofErr w:type="spellStart"/>
+            <w:r>
+              <w:t>Built-in</w:t>
+            </w:r>
+            <w:proofErr w:type="spellEnd"/>
+            <w:r>
+              <w:t xml:space="preserve"> Trading</w:t>
+            </w:r>
+          </w:p>
+        </w:tc>
+        <w:tc>
+          <w:tcPr>
+            <w:tcW w:w="0" w:type="auto"/>
+            <w:tcBorders>
+              <w:top w:val="single" w:sz="6" w:space="0" w:color="CCCCCC"/>
+              <w:left w:val="single" w:sz="6" w:space="0" w:color="CCCCCC"/>
+              <w:bottom w:val="single" w:sz="6" w:space="0" w:color="CCCCCC"/>
+              <w:right w:val="single" w:sz="6" w:space="0" w:color="CCCCCC"/>
+            </w:tcBorders>
+            <w:tcMar>
+              <w:top w:w="120" w:type="dxa"/>
+              <w:left w:w="240" w:type="dxa"/>
+              <w:bottom w:w="120" w:type="dxa"/>
+              <w:right w:w="240" w:type="dxa"/>
+            </w:tcMar>
+            <w:vAlign w:val="center"/>
+            <w:hideMark/>
+          </w:tcPr>
+          <w:p>
+            <w:pPr>
+              <w:spacing w:after="0"/>
+            </w:pPr>
             <w:r>
               <w:t>No</w:t>
             </w:r>
@@ -832,6 +988,9 @@
             <w:hideMark/>
           </w:tcPr>
           <w:p>
+            <w:pPr>
+              <w:spacing w:after="0"/>
+            </w:pPr>
             <w:r>
               <w:t>Yes</w:t>
             </w:r>
@@ -858,6 +1017,9 @@
             <w:hideMark/>
           </w:tcPr>
           <w:p>
+            <w:pPr>
+              <w:spacing w:after="0"/>
+            </w:pPr>
             <w:r>
               <w:t>Compliance</w:t>
             </w:r>
@@ -882,6 +1044,9 @@
             <w:hideMark/>
           </w:tcPr>
           <w:p>
+            <w:pPr>
+              <w:spacing w:after="0"/>
+            </w:pPr>
             <w:r>
               <w:t>Manual</w:t>
             </w:r>
@@ -906,9 +1071,14 @@
             <w:hideMark/>
           </w:tcPr>
           <w:p>
+            <w:pPr>
+              <w:spacing w:after="0"/>
+            </w:pPr>
+            <w:proofErr w:type="spellStart"/>
             <w:r>
               <w:t>Automated</w:t>
             </w:r>
+            <w:proofErr w:type="spellEnd"/>
           </w:p>
         </w:tc>
       </w:tr>
@@ -919,8 +1089,18 @@
           <w:b/>
           <w:bCs/>
         </w:rPr>
-        <w:t>How It Works:</w:t>
-      </w:r>
+        <w:lastRenderedPageBreak/>
+        <w:t xml:space="preserve">How It </w:t>
+      </w:r>
+      <w:proofErr w:type="gramStart"/>
+      <w:r>
+        <w:rPr>
+          <w:b/>
+          <w:bCs/>
+        </w:rPr>
+        <w:t>Works:</w:t>
+      </w:r>
+      <w:proofErr w:type="gramEnd"/>
     </w:p>
     <w:p>
       <w:pPr>
@@ -928,6 +1108,7 @@
           <w:ilvl w:val="0"/>
           <w:numId w:val="3"/>
         </w:numPr>
+        <w:spacing w:after="0"/>
         <w:rPr>
           <w:lang w:val="en-US"/>
         </w:rPr>
@@ -953,6 +1134,7 @@
           <w:ilvl w:val="0"/>
           <w:numId w:val="3"/>
         </w:numPr>
+        <w:spacing w:after="0"/>
         <w:rPr>
           <w:lang w:val="en-US"/>
         </w:rPr>
@@ -978,6 +1160,7 @@
           <w:ilvl w:val="0"/>
           <w:numId w:val="3"/>
         </w:numPr>
+        <w:spacing w:after="0"/>
         <w:rPr>
           <w:lang w:val="en-US"/>
         </w:rPr>
@@ -1003,6 +1186,7 @@
           <w:ilvl w:val="0"/>
           <w:numId w:val="3"/>
         </w:numPr>
+        <w:spacing w:after="0"/>
         <w:rPr>
           <w:lang w:val="en-US"/>
         </w:rPr>
@@ -1028,6 +1212,7 @@
           <w:ilvl w:val="0"/>
           <w:numId w:val="3"/>
         </w:numPr>
+        <w:spacing w:after="0"/>
         <w:rPr>
           <w:lang w:val="en-US"/>
         </w:rPr>
@@ -1053,6 +1238,7 @@
           <w:ilvl w:val="0"/>
           <w:numId w:val="3"/>
         </w:numPr>
+        <w:spacing w:after="0"/>
         <w:rPr>
           <w:lang w:val="en-US"/>
         </w:rPr>
@@ -1075,7 +1261,7 @@
     <w:p>
       <w:r>
         <w:pict w14:anchorId="35D2CE1B">
-          <v:rect id="_x0000_i1106" style="width:0;height:1.5pt" o:hralign="center" o:hrstd="t" o:hrnoshade="t" o:hr="t" fillcolor="#eaeaea" stroked="f"/>
+          <v:rect id="_x0000_i1028" style="width:0;height:1.5pt" o:hralign="center" o:hrstd="t" o:hrnoshade="t" o:hr="t" fillcolor="#eaeaea" stroked="f"/>
         </w:pict>
       </w:r>
     </w:p>
@@ -1100,8 +1286,26 @@
           <w:b/>
           <w:bCs/>
         </w:rPr>
-        <w:t>Product Status:</w:t>
-      </w:r>
+        <w:t xml:space="preserve">Product </w:t>
+      </w:r>
+      <w:proofErr w:type="spellStart"/>
+      <w:proofErr w:type="gramStart"/>
+      <w:r>
+        <w:rPr>
+          <w:b/>
+          <w:bCs/>
+        </w:rPr>
+        <w:t>Status</w:t>
+      </w:r>
+      <w:proofErr w:type="spellEnd"/>
+      <w:r>
+        <w:rPr>
+          <w:b/>
+          <w:bCs/>
+        </w:rPr>
+        <w:t>:</w:t>
+      </w:r>
+      <w:proofErr w:type="gramEnd"/>
     </w:p>
     <w:p>
       <w:pPr>
@@ -1109,6 +1313,7 @@
           <w:ilvl w:val="0"/>
           <w:numId w:val="4"/>
         </w:numPr>
+        <w:spacing w:after="0"/>
       </w:pPr>
       <w:r>
         <w:rPr>
@@ -1117,8 +1322,29 @@
         <w:t>✅</w:t>
       </w:r>
       <w:r>
-        <w:t xml:space="preserve"> 23 smart contracts deployed and verified</w:t>
-      </w:r>
+        <w:t xml:space="preserve"> 23 smart </w:t>
+      </w:r>
+      <w:proofErr w:type="spellStart"/>
+      <w:r>
+        <w:t>contracts</w:t>
+      </w:r>
+      <w:proofErr w:type="spellEnd"/>
+      <w:r>
+        <w:t xml:space="preserve"> </w:t>
+      </w:r>
+      <w:proofErr w:type="spellStart"/>
+      <w:r>
+        <w:t>deployed</w:t>
+      </w:r>
+      <w:proofErr w:type="spellEnd"/>
+      <w:r>
+        <w:t xml:space="preserve"> and </w:t>
+      </w:r>
+      <w:proofErr w:type="spellStart"/>
+      <w:r>
+        <w:t>verified</w:t>
+      </w:r>
+      <w:proofErr w:type="spellEnd"/>
     </w:p>
     <w:p>
       <w:pPr>
@@ -1126,6 +1352,7 @@
           <w:ilvl w:val="0"/>
           <w:numId w:val="4"/>
         </w:numPr>
+        <w:spacing w:after="0"/>
       </w:pPr>
       <w:r>
         <w:rPr>
@@ -1134,7 +1361,23 @@
         <w:t>✅</w:t>
       </w:r>
       <w:r>
-        <w:t xml:space="preserve"> 4 live testnets (Avalanche, Polygon, BNB, Cronos)</w:t>
+        <w:t xml:space="preserve"> 4 live </w:t>
+      </w:r>
+      <w:proofErr w:type="spellStart"/>
+      <w:r>
+        <w:t>testnets</w:t>
+      </w:r>
+      <w:proofErr w:type="spellEnd"/>
+      <w:r>
+        <w:t xml:space="preserve"> (Avalanche, </w:t>
+      </w:r>
+      <w:proofErr w:type="spellStart"/>
+      <w:r>
+        <w:t>Polygon</w:t>
+      </w:r>
+      <w:proofErr w:type="spellEnd"/>
+      <w:r>
+        <w:t>, BNB, Cronos)</w:t>
       </w:r>
     </w:p>
     <w:p>
@@ -1143,6 +1386,7 @@
           <w:ilvl w:val="0"/>
           <w:numId w:val="4"/>
         </w:numPr>
+        <w:spacing w:after="0"/>
         <w:rPr>
           <w:lang w:val="en-US"/>
         </w:rPr>
@@ -1167,6 +1411,7 @@
           <w:ilvl w:val="0"/>
           <w:numId w:val="4"/>
         </w:numPr>
+        <w:spacing w:after="0"/>
         <w:rPr>
           <w:lang w:val="en-US"/>
         </w:rPr>
@@ -1191,6 +1436,7 @@
           <w:ilvl w:val="0"/>
           <w:numId w:val="4"/>
         </w:numPr>
+        <w:spacing w:after="0"/>
       </w:pPr>
       <w:r>
         <w:rPr>
@@ -1199,8 +1445,13 @@
         <w:t>🔄</w:t>
       </w:r>
       <w:r>
-        <w:t xml:space="preserve"> Security audit in progress</w:t>
-      </w:r>
+        <w:t xml:space="preserve"> Security audit in </w:t>
+      </w:r>
+      <w:proofErr w:type="spellStart"/>
+      <w:r>
+        <w:t>progress</w:t>
+      </w:r>
+      <w:proofErr w:type="spellEnd"/>
     </w:p>
     <w:p>
       <w:pPr>
@@ -1208,6 +1459,7 @@
           <w:ilvl w:val="0"/>
           <w:numId w:val="4"/>
         </w:numPr>
+        <w:spacing w:after="0"/>
       </w:pPr>
       <w:r>
         <w:rPr>
@@ -1216,17 +1468,60 @@
         <w:t>📅</w:t>
       </w:r>
       <w:r>
-        <w:t xml:space="preserve"> Mainnet launch: Q3 2026</w:t>
-      </w:r>
-    </w:p>
-    <w:p>
+        <w:t xml:space="preserve"> </w:t>
+      </w:r>
+      <w:proofErr w:type="spellStart"/>
+      <w:r>
+        <w:t>Mainnet</w:t>
+      </w:r>
+      <w:proofErr w:type="spellEnd"/>
+      <w:r>
+        <w:t xml:space="preserve"> </w:t>
+      </w:r>
+      <w:proofErr w:type="gramStart"/>
+      <w:r>
+        <w:t>launch:</w:t>
+      </w:r>
+      <w:proofErr w:type="gramEnd"/>
+      <w:r>
+        <w:t xml:space="preserve"> Q3 2026</w:t>
+      </w:r>
+    </w:p>
+    <w:p>
+      <w:proofErr w:type="spellStart"/>
       <w:r>
         <w:rPr>
           <w:b/>
           <w:bCs/>
         </w:rPr>
-        <w:t>Technical Differentiation:</w:t>
-      </w:r>
+        <w:t>Technical</w:t>
+      </w:r>
+      <w:proofErr w:type="spellEnd"/>
+      <w:r>
+        <w:rPr>
+          <w:b/>
+          <w:bCs/>
+        </w:rPr>
+        <w:t xml:space="preserve"> </w:t>
+      </w:r>
+      <w:proofErr w:type="spellStart"/>
+      <w:proofErr w:type="gramStart"/>
+      <w:r>
+        <w:rPr>
+          <w:b/>
+          <w:bCs/>
+        </w:rPr>
+        <w:t>Differentiation</w:t>
+      </w:r>
+      <w:proofErr w:type="spellEnd"/>
+      <w:r>
+        <w:rPr>
+          <w:b/>
+          <w:bCs/>
+        </w:rPr>
+        <w:t>:</w:t>
+      </w:r>
+      <w:proofErr w:type="gramEnd"/>
     </w:p>
     <w:p>
       <w:pPr>
@@ -1234,10 +1529,24 @@
           <w:ilvl w:val="0"/>
           <w:numId w:val="5"/>
         </w:numPr>
-      </w:pPr>
-      <w:r>
-        <w:t>ERC-3643 compliant security tokens</w:t>
-      </w:r>
+        <w:spacing w:after="0"/>
+      </w:pPr>
+      <w:r>
+        <w:t xml:space="preserve">ERC-3643 compliant </w:t>
+      </w:r>
+      <w:proofErr w:type="spellStart"/>
+      <w:r>
+        <w:t>security</w:t>
+      </w:r>
+      <w:proofErr w:type="spellEnd"/>
+      <w:r>
+        <w:t xml:space="preserve"> </w:t>
+      </w:r>
+      <w:proofErr w:type="spellStart"/>
+      <w:r>
+        <w:t>tokens</w:t>
+      </w:r>
+      <w:proofErr w:type="spellEnd"/>
     </w:p>
     <w:p>
       <w:pPr>
@@ -1245,9 +1554,18 @@
           <w:ilvl w:val="0"/>
           <w:numId w:val="5"/>
         </w:numPr>
-      </w:pPr>
-      <w:r>
-        <w:t>UUPS upgradeable proxy architecture</w:t>
+        <w:spacing w:after="0"/>
+      </w:pPr>
+      <w:r>
+        <w:t xml:space="preserve">UUPS </w:t>
+      </w:r>
+      <w:proofErr w:type="spellStart"/>
+      <w:r>
+        <w:t>upgradeable</w:t>
+      </w:r>
+      <w:proofErr w:type="spellEnd"/>
+      <w:r>
+        <w:t xml:space="preserve"> proxy architecture</w:t>
       </w:r>
     </w:p>
     <w:p>
@@ -1256,10 +1574,21 @@
           <w:ilvl w:val="0"/>
           <w:numId w:val="5"/>
         </w:numPr>
-      </w:pPr>
-      <w:r>
-        <w:t>Modular compliance framework</w:t>
-      </w:r>
+        <w:spacing w:after="0"/>
+      </w:pPr>
+      <w:proofErr w:type="spellStart"/>
+      <w:r>
+        <w:t>Modular</w:t>
+      </w:r>
+      <w:proofErr w:type="spellEnd"/>
+      <w:r>
+        <w:t xml:space="preserve"> compliance </w:t>
+      </w:r>
+      <w:proofErr w:type="spellStart"/>
+      <w:r>
+        <w:t>framework</w:t>
+      </w:r>
+      <w:proofErr w:type="spellEnd"/>
     </w:p>
     <w:p>
       <w:pPr>
@@ -1267,10 +1596,24 @@
           <w:ilvl w:val="0"/>
           <w:numId w:val="5"/>
         </w:numPr>
-      </w:pPr>
-      <w:r>
-        <w:t>Multi-chain native deployment</w:t>
-      </w:r>
+        <w:spacing w:after="0"/>
+      </w:pPr>
+      <w:r>
+        <w:t>Multi-</w:t>
+      </w:r>
+      <w:proofErr w:type="spellStart"/>
+      <w:r>
+        <w:t>chain</w:t>
+      </w:r>
+      <w:proofErr w:type="spellEnd"/>
+      <w:r>
+        <w:t xml:space="preserve"> native </w:t>
+      </w:r>
+      <w:proofErr w:type="spellStart"/>
+      <w:r>
+        <w:t>deployment</w:t>
+      </w:r>
+      <w:proofErr w:type="spellEnd"/>
     </w:p>
     <w:p>
       <w:pPr>
@@ -1278,15 +1621,24 @@
           <w:ilvl w:val="0"/>
           <w:numId w:val="5"/>
         </w:numPr>
-      </w:pPr>
-      <w:r>
-        <w:t>Gas-optimized (IR compiler)</w:t>
+        <w:spacing w:after="0"/>
+      </w:pPr>
+      <w:r>
+        <w:t>Gas-</w:t>
+      </w:r>
+      <w:proofErr w:type="spellStart"/>
+      <w:r>
+        <w:t>optimized</w:t>
+      </w:r>
+      <w:proofErr w:type="spellEnd"/>
+      <w:r>
+        <w:t xml:space="preserve"> (IR compiler)</w:t>
       </w:r>
     </w:p>
     <w:p>
       <w:r>
         <w:pict w14:anchorId="7339B56D">
-          <v:rect id="_x0000_i1107" style="width:0;height:1.5pt" o:hralign="center" o:hrstd="t" o:hrnoshade="t" o:hr="t" fillcolor="#eaeaea" stroked="f"/>
+          <v:rect id="_x0000_i1029" style="width:0;height:1.5pt" o:hralign="center" o:hrstd="t" o:hrnoshade="t" o:hr="t" fillcolor="#eaeaea" stroked="f"/>
         </w:pict>
       </w:r>
     </w:p>
@@ -1304,7 +1656,6 @@
           <w:bCs/>
           <w:lang w:val="en-US"/>
         </w:rPr>
-        <w:lastRenderedPageBreak/>
         <w:t>Business Model</w:t>
       </w:r>
     </w:p>
@@ -1368,6 +1719,7 @@
           </w:tcPr>
           <w:p>
             <w:pPr>
+              <w:spacing w:after="0"/>
               <w:rPr>
                 <w:b/>
                 <w:bCs/>
@@ -1403,6 +1755,7 @@
           </w:tcPr>
           <w:p>
             <w:pPr>
+              <w:spacing w:after="0"/>
               <w:rPr>
                 <w:b/>
                 <w:bCs/>
@@ -1438,6 +1791,7 @@
           </w:tcPr>
           <w:p>
             <w:pPr>
+              <w:spacing w:after="0"/>
               <w:rPr>
                 <w:b/>
                 <w:bCs/>
@@ -1473,6 +1827,9 @@
             <w:hideMark/>
           </w:tcPr>
           <w:p>
+            <w:pPr>
+              <w:spacing w:after="0"/>
+            </w:pPr>
             <w:r>
               <w:t>Crowdfunding Fee</w:t>
             </w:r>
@@ -1497,30 +1854,41 @@
             <w:hideMark/>
           </w:tcPr>
           <w:p>
-            <w:r>
-              <w:t>2.5% of raises</w:t>
-            </w:r>
-          </w:p>
-        </w:tc>
-        <w:tc>
-          <w:tcPr>
-            <w:tcW w:w="0" w:type="auto"/>
-            <w:tcBorders>
-              <w:top w:val="single" w:sz="6" w:space="0" w:color="CCCCCC"/>
-              <w:left w:val="single" w:sz="6" w:space="0" w:color="CCCCCC"/>
-              <w:bottom w:val="single" w:sz="6" w:space="0" w:color="CCCCCC"/>
-              <w:right w:val="single" w:sz="6" w:space="0" w:color="CCCCCC"/>
-            </w:tcBorders>
-            <w:tcMar>
-              <w:top w:w="120" w:type="dxa"/>
-              <w:left w:w="240" w:type="dxa"/>
-              <w:bottom w:w="120" w:type="dxa"/>
-              <w:right w:w="240" w:type="dxa"/>
-            </w:tcMar>
-            <w:vAlign w:val="center"/>
-            <w:hideMark/>
-          </w:tcPr>
-          <w:p>
+            <w:pPr>
+              <w:spacing w:after="0"/>
+            </w:pPr>
+            <w:r>
+              <w:t xml:space="preserve">2.5% of </w:t>
+            </w:r>
+            <w:proofErr w:type="spellStart"/>
+            <w:r>
+              <w:t>raises</w:t>
+            </w:r>
+            <w:proofErr w:type="spellEnd"/>
+          </w:p>
+        </w:tc>
+        <w:tc>
+          <w:tcPr>
+            <w:tcW w:w="0" w:type="auto"/>
+            <w:tcBorders>
+              <w:top w:val="single" w:sz="6" w:space="0" w:color="CCCCCC"/>
+              <w:left w:val="single" w:sz="6" w:space="0" w:color="CCCCCC"/>
+              <w:bottom w:val="single" w:sz="6" w:space="0" w:color="CCCCCC"/>
+              <w:right w:val="single" w:sz="6" w:space="0" w:color="CCCCCC"/>
+            </w:tcBorders>
+            <w:tcMar>
+              <w:top w:w="120" w:type="dxa"/>
+              <w:left w:w="240" w:type="dxa"/>
+              <w:bottom w:w="120" w:type="dxa"/>
+              <w:right w:w="240" w:type="dxa"/>
+            </w:tcMar>
+            <w:vAlign w:val="center"/>
+            <w:hideMark/>
+          </w:tcPr>
+          <w:p>
+            <w:pPr>
+              <w:spacing w:after="0"/>
+            </w:pPr>
             <w:r>
               <w:t>$25M</w:t>
             </w:r>
@@ -1547,30 +1915,41 @@
             <w:hideMark/>
           </w:tcPr>
           <w:p>
-            <w:r>
-              <w:t>Tokenization Fee</w:t>
-            </w:r>
-          </w:p>
-        </w:tc>
-        <w:tc>
-          <w:tcPr>
-            <w:tcW w:w="0" w:type="auto"/>
-            <w:tcBorders>
-              <w:top w:val="single" w:sz="6" w:space="0" w:color="CCCCCC"/>
-              <w:left w:val="single" w:sz="6" w:space="0" w:color="CCCCCC"/>
-              <w:bottom w:val="single" w:sz="6" w:space="0" w:color="CCCCCC"/>
-              <w:right w:val="single" w:sz="6" w:space="0" w:color="CCCCCC"/>
-            </w:tcBorders>
-            <w:tcMar>
-              <w:top w:w="120" w:type="dxa"/>
-              <w:left w:w="240" w:type="dxa"/>
-              <w:bottom w:w="120" w:type="dxa"/>
-              <w:right w:w="240" w:type="dxa"/>
-            </w:tcMar>
-            <w:vAlign w:val="center"/>
-            <w:hideMark/>
-          </w:tcPr>
-          <w:p>
+            <w:pPr>
+              <w:spacing w:after="0"/>
+            </w:pPr>
+            <w:proofErr w:type="spellStart"/>
+            <w:r>
+              <w:t>Tokenization</w:t>
+            </w:r>
+            <w:proofErr w:type="spellEnd"/>
+            <w:r>
+              <w:t xml:space="preserve"> Fee</w:t>
+            </w:r>
+          </w:p>
+        </w:tc>
+        <w:tc>
+          <w:tcPr>
+            <w:tcW w:w="0" w:type="auto"/>
+            <w:tcBorders>
+              <w:top w:val="single" w:sz="6" w:space="0" w:color="CCCCCC"/>
+              <w:left w:val="single" w:sz="6" w:space="0" w:color="CCCCCC"/>
+              <w:bottom w:val="single" w:sz="6" w:space="0" w:color="CCCCCC"/>
+              <w:right w:val="single" w:sz="6" w:space="0" w:color="CCCCCC"/>
+            </w:tcBorders>
+            <w:tcMar>
+              <w:top w:w="120" w:type="dxa"/>
+              <w:left w:w="240" w:type="dxa"/>
+              <w:bottom w:w="120" w:type="dxa"/>
+              <w:right w:w="240" w:type="dxa"/>
+            </w:tcMar>
+            <w:vAlign w:val="center"/>
+            <w:hideMark/>
+          </w:tcPr>
+          <w:p>
+            <w:pPr>
+              <w:spacing w:after="0"/>
+            </w:pPr>
             <w:r>
               <w:t>$750-1,200</w:t>
             </w:r>
@@ -1595,6 +1974,9 @@
             <w:hideMark/>
           </w:tcPr>
           <w:p>
+            <w:pPr>
+              <w:spacing w:after="0"/>
+            </w:pPr>
             <w:r>
               <w:t>$3M</w:t>
             </w:r>
@@ -1621,6 +2003,9 @@
             <w:hideMark/>
           </w:tcPr>
           <w:p>
+            <w:pPr>
+              <w:spacing w:after="0"/>
+            </w:pPr>
             <w:r>
               <w:t>Trading Fee</w:t>
             </w:r>
@@ -1645,6 +2030,9 @@
             <w:hideMark/>
           </w:tcPr>
           <w:p>
+            <w:pPr>
+              <w:spacing w:after="0"/>
+            </w:pPr>
             <w:r>
               <w:t>1% of volume</w:t>
             </w:r>
@@ -1669,6 +2057,9 @@
             <w:hideMark/>
           </w:tcPr>
           <w:p>
+            <w:pPr>
+              <w:spacing w:after="0"/>
+            </w:pPr>
             <w:r>
               <w:t>$3M</w:t>
             </w:r>
@@ -1695,30 +2086,41 @@
             <w:hideMark/>
           </w:tcPr>
           <w:p>
-            <w:r>
-              <w:t>Dividend Module</w:t>
-            </w:r>
-          </w:p>
-        </w:tc>
-        <w:tc>
-          <w:tcPr>
-            <w:tcW w:w="0" w:type="auto"/>
-            <w:tcBorders>
-              <w:top w:val="single" w:sz="6" w:space="0" w:color="CCCCCC"/>
-              <w:left w:val="single" w:sz="6" w:space="0" w:color="CCCCCC"/>
-              <w:bottom w:val="single" w:sz="6" w:space="0" w:color="CCCCCC"/>
-              <w:right w:val="single" w:sz="6" w:space="0" w:color="CCCCCC"/>
-            </w:tcBorders>
-            <w:tcMar>
-              <w:top w:w="120" w:type="dxa"/>
-              <w:left w:w="240" w:type="dxa"/>
-              <w:bottom w:w="120" w:type="dxa"/>
-              <w:right w:w="240" w:type="dxa"/>
-            </w:tcMar>
-            <w:vAlign w:val="center"/>
-            <w:hideMark/>
-          </w:tcPr>
-          <w:p>
+            <w:pPr>
+              <w:spacing w:after="0"/>
+            </w:pPr>
+            <w:proofErr w:type="spellStart"/>
+            <w:r>
+              <w:t>Dividend</w:t>
+            </w:r>
+            <w:proofErr w:type="spellEnd"/>
+            <w:r>
+              <w:t xml:space="preserve"> Module</w:t>
+            </w:r>
+          </w:p>
+        </w:tc>
+        <w:tc>
+          <w:tcPr>
+            <w:tcW w:w="0" w:type="auto"/>
+            <w:tcBorders>
+              <w:top w:val="single" w:sz="6" w:space="0" w:color="CCCCCC"/>
+              <w:left w:val="single" w:sz="6" w:space="0" w:color="CCCCCC"/>
+              <w:bottom w:val="single" w:sz="6" w:space="0" w:color="CCCCCC"/>
+              <w:right w:val="single" w:sz="6" w:space="0" w:color="CCCCCC"/>
+            </w:tcBorders>
+            <w:tcMar>
+              <w:top w:w="120" w:type="dxa"/>
+              <w:left w:w="240" w:type="dxa"/>
+              <w:bottom w:w="120" w:type="dxa"/>
+              <w:right w:w="240" w:type="dxa"/>
+            </w:tcMar>
+            <w:vAlign w:val="center"/>
+            <w:hideMark/>
+          </w:tcPr>
+          <w:p>
+            <w:pPr>
+              <w:spacing w:after="0"/>
+            </w:pPr>
             <w:r>
               <w:t>1% of distributions</w:t>
             </w:r>
@@ -1743,6 +2145,9 @@
             <w:hideMark/>
           </w:tcPr>
           <w:p>
+            <w:pPr>
+              <w:spacing w:after="0"/>
+            </w:pPr>
             <w:r>
               <w:t>$2.5M</w:t>
             </w:r>
@@ -1769,6 +2174,9 @@
             <w:hideMark/>
           </w:tcPr>
           <w:p>
+            <w:pPr>
+              <w:spacing w:after="0"/>
+            </w:pPr>
             <w:r>
               <w:t>Other (KYC, Enterprise)</w:t>
             </w:r>
@@ -1793,6 +2201,9 @@
             <w:hideMark/>
           </w:tcPr>
           <w:p>
+            <w:pPr>
+              <w:spacing w:after="0"/>
+            </w:pPr>
             <w:r>
               <w:t>Variable</w:t>
             </w:r>
@@ -1817,6 +2228,9 @@
             <w:hideMark/>
           </w:tcPr>
           <w:p>
+            <w:pPr>
+              <w:spacing w:after="0"/>
+            </w:pPr>
             <w:r>
               <w:t>$1.3M</w:t>
             </w:r>
@@ -1843,6 +2257,9 @@
             <w:hideMark/>
           </w:tcPr>
           <w:p>
+            <w:pPr>
+              <w:spacing w:after="0"/>
+            </w:pPr>
             <w:r>
               <w:rPr>
                 <w:b/>
@@ -1870,27 +2287,34 @@
             <w:vAlign w:val="center"/>
             <w:hideMark/>
           </w:tcPr>
-          <w:p/>
-        </w:tc>
-        <w:tc>
-          <w:tcPr>
-            <w:tcW w:w="0" w:type="auto"/>
-            <w:tcBorders>
-              <w:top w:val="single" w:sz="6" w:space="0" w:color="CCCCCC"/>
-              <w:left w:val="single" w:sz="6" w:space="0" w:color="CCCCCC"/>
-              <w:bottom w:val="single" w:sz="6" w:space="0" w:color="CCCCCC"/>
-              <w:right w:val="single" w:sz="6" w:space="0" w:color="CCCCCC"/>
-            </w:tcBorders>
-            <w:tcMar>
-              <w:top w:w="120" w:type="dxa"/>
-              <w:left w:w="240" w:type="dxa"/>
-              <w:bottom w:w="120" w:type="dxa"/>
-              <w:right w:w="240" w:type="dxa"/>
-            </w:tcMar>
-            <w:vAlign w:val="center"/>
-            <w:hideMark/>
-          </w:tcPr>
-          <w:p>
+          <w:p>
+            <w:pPr>
+              <w:spacing w:after="0"/>
+            </w:pPr>
+          </w:p>
+        </w:tc>
+        <w:tc>
+          <w:tcPr>
+            <w:tcW w:w="0" w:type="auto"/>
+            <w:tcBorders>
+              <w:top w:val="single" w:sz="6" w:space="0" w:color="CCCCCC"/>
+              <w:left w:val="single" w:sz="6" w:space="0" w:color="CCCCCC"/>
+              <w:bottom w:val="single" w:sz="6" w:space="0" w:color="CCCCCC"/>
+              <w:right w:val="single" w:sz="6" w:space="0" w:color="CCCCCC"/>
+            </w:tcBorders>
+            <w:tcMar>
+              <w:top w:w="120" w:type="dxa"/>
+              <w:left w:w="240" w:type="dxa"/>
+              <w:bottom w:w="120" w:type="dxa"/>
+              <w:right w:w="240" w:type="dxa"/>
+            </w:tcMar>
+            <w:vAlign w:val="center"/>
+            <w:hideMark/>
+          </w:tcPr>
+          <w:p>
+            <w:pPr>
+              <w:spacing w:after="0"/>
+            </w:pPr>
             <w:r>
               <w:rPr>
                 <w:b/>
@@ -1903,13 +2327,47 @@
       </w:tr>
     </w:tbl>
     <w:p>
-      <w:r>
+      <w:pPr>
         <w:rPr>
           <w:b/>
           <w:bCs/>
         </w:rPr>
-        <w:t>5-Year Projections:</w:t>
-      </w:r>
+      </w:pPr>
+    </w:p>
+    <w:p>
+      <w:pPr>
+        <w:rPr>
+          <w:b/>
+          <w:bCs/>
+        </w:rPr>
+      </w:pPr>
+    </w:p>
+    <w:p>
+      <w:pPr>
+        <w:rPr>
+          <w:b/>
+          <w:bCs/>
+        </w:rPr>
+      </w:pPr>
+    </w:p>
+    <w:p>
+      <w:r>
+        <w:rPr>
+          <w:b/>
+          <w:bCs/>
+        </w:rPr>
+        <w:lastRenderedPageBreak/>
+        <w:t xml:space="preserve">5-Year </w:t>
+      </w:r>
+      <w:proofErr w:type="gramStart"/>
+      <w:r>
+        <w:rPr>
+          <w:b/>
+          <w:bCs/>
+        </w:rPr>
+        <w:t>Projections:</w:t>
+      </w:r>
+      <w:proofErr w:type="gramEnd"/>
     </w:p>
     <w:tbl>
       <w:tblPr>
@@ -1957,11 +2415,13 @@
           </w:tcPr>
           <w:p>
             <w:pPr>
+              <w:spacing w:after="0"/>
               <w:rPr>
                 <w:b/>
                 <w:bCs/>
               </w:rPr>
             </w:pPr>
+            <w:proofErr w:type="spellStart"/>
             <w:r>
               <w:rPr>
                 <w:b/>
@@ -1969,6 +2429,7 @@
               </w:rPr>
               <w:t>Metric</w:t>
             </w:r>
+            <w:proofErr w:type="spellEnd"/>
           </w:p>
         </w:tc>
         <w:tc>
@@ -1992,6 +2453,7 @@
           </w:tcPr>
           <w:p>
             <w:pPr>
+              <w:spacing w:after="0"/>
               <w:rPr>
                 <w:b/>
                 <w:bCs/>
@@ -2027,6 +2489,7 @@
           </w:tcPr>
           <w:p>
             <w:pPr>
+              <w:spacing w:after="0"/>
               <w:rPr>
                 <w:b/>
                 <w:bCs/>
@@ -2062,6 +2525,7 @@
           </w:tcPr>
           <w:p>
             <w:pPr>
+              <w:spacing w:after="0"/>
               <w:rPr>
                 <w:b/>
                 <w:bCs/>
@@ -2097,6 +2561,9 @@
             <w:hideMark/>
           </w:tcPr>
           <w:p>
+            <w:pPr>
+              <w:spacing w:after="0"/>
+            </w:pPr>
             <w:r>
               <w:t>Revenue</w:t>
             </w:r>
@@ -2121,6 +2588,9 @@
             <w:hideMark/>
           </w:tcPr>
           <w:p>
+            <w:pPr>
+              <w:spacing w:after="0"/>
+            </w:pPr>
             <w:r>
               <w:t>$360K</w:t>
             </w:r>
@@ -2145,6 +2615,9 @@
             <w:hideMark/>
           </w:tcPr>
           <w:p>
+            <w:pPr>
+              <w:spacing w:after="0"/>
+            </w:pPr>
             <w:r>
               <w:t>$4.05M</w:t>
             </w:r>
@@ -2169,6 +2642,9 @@
             <w:hideMark/>
           </w:tcPr>
           <w:p>
+            <w:pPr>
+              <w:spacing w:after="0"/>
+            </w:pPr>
             <w:r>
               <w:t>$34.8M</w:t>
             </w:r>
@@ -2195,30 +2671,38 @@
             <w:hideMark/>
           </w:tcPr>
           <w:p>
+            <w:pPr>
+              <w:spacing w:after="0"/>
+            </w:pPr>
+            <w:proofErr w:type="spellStart"/>
             <w:r>
               <w:t>Projects</w:t>
             </w:r>
-          </w:p>
-        </w:tc>
-        <w:tc>
-          <w:tcPr>
-            <w:tcW w:w="0" w:type="auto"/>
-            <w:tcBorders>
-              <w:top w:val="single" w:sz="6" w:space="0" w:color="CCCCCC"/>
-              <w:left w:val="single" w:sz="6" w:space="0" w:color="CCCCCC"/>
-              <w:bottom w:val="single" w:sz="6" w:space="0" w:color="CCCCCC"/>
-              <w:right w:val="single" w:sz="6" w:space="0" w:color="CCCCCC"/>
-            </w:tcBorders>
-            <w:tcMar>
-              <w:top w:w="120" w:type="dxa"/>
-              <w:left w:w="240" w:type="dxa"/>
-              <w:bottom w:w="120" w:type="dxa"/>
-              <w:right w:w="240" w:type="dxa"/>
-            </w:tcMar>
-            <w:vAlign w:val="center"/>
-            <w:hideMark/>
-          </w:tcPr>
-          <w:p>
+            <w:proofErr w:type="spellEnd"/>
+          </w:p>
+        </w:tc>
+        <w:tc>
+          <w:tcPr>
+            <w:tcW w:w="0" w:type="auto"/>
+            <w:tcBorders>
+              <w:top w:val="single" w:sz="6" w:space="0" w:color="CCCCCC"/>
+              <w:left w:val="single" w:sz="6" w:space="0" w:color="CCCCCC"/>
+              <w:bottom w:val="single" w:sz="6" w:space="0" w:color="CCCCCC"/>
+              <w:right w:val="single" w:sz="6" w:space="0" w:color="CCCCCC"/>
+            </w:tcBorders>
+            <w:tcMar>
+              <w:top w:w="120" w:type="dxa"/>
+              <w:left w:w="240" w:type="dxa"/>
+              <w:bottom w:w="120" w:type="dxa"/>
+              <w:right w:w="240" w:type="dxa"/>
+            </w:tcMar>
+            <w:vAlign w:val="center"/>
+            <w:hideMark/>
+          </w:tcPr>
+          <w:p>
+            <w:pPr>
+              <w:spacing w:after="0"/>
+            </w:pPr>
             <w:r>
               <w:t>15</w:t>
             </w:r>
@@ -2243,6 +2727,9 @@
             <w:hideMark/>
           </w:tcPr>
           <w:p>
+            <w:pPr>
+              <w:spacing w:after="0"/>
+            </w:pPr>
             <w:r>
               <w:t>150</w:t>
             </w:r>
@@ -2267,6 +2754,9 @@
             <w:hideMark/>
           </w:tcPr>
           <w:p>
+            <w:pPr>
+              <w:spacing w:after="0"/>
+            </w:pPr>
             <w:r>
               <w:t>800</w:t>
             </w:r>
@@ -2293,6 +2783,9 @@
             <w:hideMark/>
           </w:tcPr>
           <w:p>
+            <w:pPr>
+              <w:spacing w:after="0"/>
+            </w:pPr>
             <w:r>
               <w:t>AUM</w:t>
             </w:r>
@@ -2317,6 +2810,9 @@
             <w:hideMark/>
           </w:tcPr>
           <w:p>
+            <w:pPr>
+              <w:spacing w:after="0"/>
+            </w:pPr>
             <w:r>
               <w:t>$12M</w:t>
             </w:r>
@@ -2341,6 +2837,9 @@
             <w:hideMark/>
           </w:tcPr>
           <w:p>
+            <w:pPr>
+              <w:spacing w:after="0"/>
+            </w:pPr>
             <w:r>
               <w:t>$225M</w:t>
             </w:r>
@@ -2365,6 +2864,9 @@
             <w:hideMark/>
           </w:tcPr>
           <w:p>
+            <w:pPr>
+              <w:spacing w:after="0"/>
+            </w:pPr>
             <w:r>
               <w:t>$2B</w:t>
             </w:r>
@@ -2391,30 +2893,38 @@
             <w:hideMark/>
           </w:tcPr>
           <w:p>
+            <w:pPr>
+              <w:spacing w:after="0"/>
+            </w:pPr>
+            <w:proofErr w:type="spellStart"/>
             <w:r>
               <w:t>Investors</w:t>
             </w:r>
-          </w:p>
-        </w:tc>
-        <w:tc>
-          <w:tcPr>
-            <w:tcW w:w="0" w:type="auto"/>
-            <w:tcBorders>
-              <w:top w:val="single" w:sz="6" w:space="0" w:color="CCCCCC"/>
-              <w:left w:val="single" w:sz="6" w:space="0" w:color="CCCCCC"/>
-              <w:bottom w:val="single" w:sz="6" w:space="0" w:color="CCCCCC"/>
-              <w:right w:val="single" w:sz="6" w:space="0" w:color="CCCCCC"/>
-            </w:tcBorders>
-            <w:tcMar>
-              <w:top w:w="120" w:type="dxa"/>
-              <w:left w:w="240" w:type="dxa"/>
-              <w:bottom w:w="120" w:type="dxa"/>
-              <w:right w:w="240" w:type="dxa"/>
-            </w:tcMar>
-            <w:vAlign w:val="center"/>
-            <w:hideMark/>
-          </w:tcPr>
-          <w:p>
+            <w:proofErr w:type="spellEnd"/>
+          </w:p>
+        </w:tc>
+        <w:tc>
+          <w:tcPr>
+            <w:tcW w:w="0" w:type="auto"/>
+            <w:tcBorders>
+              <w:top w:val="single" w:sz="6" w:space="0" w:color="CCCCCC"/>
+              <w:left w:val="single" w:sz="6" w:space="0" w:color="CCCCCC"/>
+              <w:bottom w:val="single" w:sz="6" w:space="0" w:color="CCCCCC"/>
+              <w:right w:val="single" w:sz="6" w:space="0" w:color="CCCCCC"/>
+            </w:tcBorders>
+            <w:tcMar>
+              <w:top w:w="120" w:type="dxa"/>
+              <w:left w:w="240" w:type="dxa"/>
+              <w:bottom w:w="120" w:type="dxa"/>
+              <w:right w:w="240" w:type="dxa"/>
+            </w:tcMar>
+            <w:vAlign w:val="center"/>
+            <w:hideMark/>
+          </w:tcPr>
+          <w:p>
+            <w:pPr>
+              <w:spacing w:after="0"/>
+            </w:pPr>
             <w:r>
               <w:t>500</w:t>
             </w:r>
@@ -2439,6 +2949,9 @@
             <w:hideMark/>
           </w:tcPr>
           <w:p>
+            <w:pPr>
+              <w:spacing w:after="0"/>
+            </w:pPr>
             <w:r>
               <w:t>15,000</w:t>
             </w:r>
@@ -2463,6 +2976,9 @@
             <w:hideMark/>
           </w:tcPr>
           <w:p>
+            <w:pPr>
+              <w:spacing w:after="0"/>
+            </w:pPr>
             <w:r>
               <w:t>150,000</w:t>
             </w:r>
@@ -2489,30 +3005,41 @@
             <w:hideMark/>
           </w:tcPr>
           <w:p>
-            <w:r>
-              <w:t>EBITDA Margin</w:t>
-            </w:r>
-          </w:p>
-        </w:tc>
-        <w:tc>
-          <w:tcPr>
-            <w:tcW w:w="0" w:type="auto"/>
-            <w:tcBorders>
-              <w:top w:val="single" w:sz="6" w:space="0" w:color="CCCCCC"/>
-              <w:left w:val="single" w:sz="6" w:space="0" w:color="CCCCCC"/>
-              <w:bottom w:val="single" w:sz="6" w:space="0" w:color="CCCCCC"/>
-              <w:right w:val="single" w:sz="6" w:space="0" w:color="CCCCCC"/>
-            </w:tcBorders>
-            <w:tcMar>
-              <w:top w:w="120" w:type="dxa"/>
-              <w:left w:w="240" w:type="dxa"/>
-              <w:bottom w:w="120" w:type="dxa"/>
-              <w:right w:w="240" w:type="dxa"/>
-            </w:tcMar>
-            <w:vAlign w:val="center"/>
-            <w:hideMark/>
-          </w:tcPr>
-          <w:p>
+            <w:pPr>
+              <w:spacing w:after="0"/>
+            </w:pPr>
+            <w:r>
+              <w:t xml:space="preserve">EBITDA </w:t>
+            </w:r>
+            <w:proofErr w:type="spellStart"/>
+            <w:r>
+              <w:t>Margin</w:t>
+            </w:r>
+            <w:proofErr w:type="spellEnd"/>
+          </w:p>
+        </w:tc>
+        <w:tc>
+          <w:tcPr>
+            <w:tcW w:w="0" w:type="auto"/>
+            <w:tcBorders>
+              <w:top w:val="single" w:sz="6" w:space="0" w:color="CCCCCC"/>
+              <w:left w:val="single" w:sz="6" w:space="0" w:color="CCCCCC"/>
+              <w:bottom w:val="single" w:sz="6" w:space="0" w:color="CCCCCC"/>
+              <w:right w:val="single" w:sz="6" w:space="0" w:color="CCCCCC"/>
+            </w:tcBorders>
+            <w:tcMar>
+              <w:top w:w="120" w:type="dxa"/>
+              <w:left w:w="240" w:type="dxa"/>
+              <w:bottom w:w="120" w:type="dxa"/>
+              <w:right w:w="240" w:type="dxa"/>
+            </w:tcMar>
+            <w:vAlign w:val="center"/>
+            <w:hideMark/>
+          </w:tcPr>
+          <w:p>
+            <w:pPr>
+              <w:spacing w:after="0"/>
+            </w:pPr>
             <w:r>
               <w:t>-33%</w:t>
             </w:r>
@@ -2537,6 +3064,9 @@
             <w:hideMark/>
           </w:tcPr>
           <w:p>
+            <w:pPr>
+              <w:spacing w:after="0"/>
+            </w:pPr>
             <w:r>
               <w:t>54%</w:t>
             </w:r>
@@ -2561,6 +3091,9 @@
             <w:hideMark/>
           </w:tcPr>
           <w:p>
+            <w:pPr>
+              <w:spacing w:after="0"/>
+            </w:pPr>
             <w:r>
               <w:t>76%</w:t>
             </w:r>
@@ -2571,7 +3104,7 @@
     <w:p>
       <w:r>
         <w:pict w14:anchorId="07F20BB7">
-          <v:rect id="_x0000_i1108" style="width:0;height:1.5pt" o:hralign="center" o:hrstd="t" o:hrnoshade="t" o:hr="t" fillcolor="#eaeaea" stroked="f"/>
+          <v:rect id="_x0000_i1030" style="width:0;height:1.5pt" o:hralign="center" o:hrstd="t" o:hrnoshade="t" o:hr="t" fillcolor="#eaeaea" stroked="f"/>
         </w:pict>
       </w:r>
     </w:p>
@@ -2613,16 +3146,34 @@
           <w:ilvl w:val="0"/>
           <w:numId w:val="6"/>
         </w:numPr>
+        <w:spacing w:after="0"/>
       </w:pPr>
       <w:r>
         <w:rPr>
           <w:b/>
           <w:bCs/>
         </w:rPr>
-        <w:t>98% Cheaper</w:t>
-      </w:r>
-      <w:r>
-        <w:t> - $750 vs $50,000+ (technology automation)</w:t>
+        <w:t xml:space="preserve">98% </w:t>
+      </w:r>
+      <w:proofErr w:type="spellStart"/>
+      <w:r>
+        <w:rPr>
+          <w:b/>
+          <w:bCs/>
+        </w:rPr>
+        <w:t>Cheaper</w:t>
+      </w:r>
+      <w:proofErr w:type="spellEnd"/>
+      <w:r>
+        <w:t> - $750 vs $50,000+ (</w:t>
+      </w:r>
+      <w:proofErr w:type="spellStart"/>
+      <w:r>
+        <w:t>technology</w:t>
+      </w:r>
+      <w:proofErr w:type="spellEnd"/>
+      <w:r>
+        <w:t xml:space="preserve"> automation)</w:t>
       </w:r>
     </w:p>
     <w:p>
@@ -2631,6 +3182,7 @@
           <w:ilvl w:val="0"/>
           <w:numId w:val="6"/>
         </w:numPr>
+        <w:spacing w:after="0"/>
         <w:rPr>
           <w:lang w:val="en-US"/>
         </w:rPr>
@@ -2656,6 +3208,7 @@
           <w:ilvl w:val="0"/>
           <w:numId w:val="6"/>
         </w:numPr>
+        <w:spacing w:after="0"/>
       </w:pPr>
       <w:r>
         <w:rPr>
@@ -2665,8 +3218,29 @@
         <w:t>Multi-Chain Native</w:t>
       </w:r>
       <w:r>
-        <w:t> - 36+ chains vs single-chain competitors</w:t>
-      </w:r>
+        <w:t xml:space="preserve"> - 36+ </w:t>
+      </w:r>
+      <w:proofErr w:type="spellStart"/>
+      <w:r>
+        <w:t>chains</w:t>
+      </w:r>
+      <w:proofErr w:type="spellEnd"/>
+      <w:r>
+        <w:t xml:space="preserve"> vs single-</w:t>
+      </w:r>
+      <w:proofErr w:type="spellStart"/>
+      <w:r>
+        <w:t>chain</w:t>
+      </w:r>
+      <w:proofErr w:type="spellEnd"/>
+      <w:r>
+        <w:t xml:space="preserve"> </w:t>
+      </w:r>
+      <w:proofErr w:type="spellStart"/>
+      <w:r>
+        <w:t>competitors</w:t>
+      </w:r>
+      <w:proofErr w:type="spellEnd"/>
     </w:p>
     <w:p>
       <w:pPr>
@@ -2674,6 +3248,7 @@
           <w:ilvl w:val="0"/>
           <w:numId w:val="6"/>
         </w:numPr>
+        <w:spacing w:after="0"/>
         <w:rPr>
           <w:lang w:val="en-US"/>
         </w:rPr>
@@ -2699,6 +3274,7 @@
           <w:ilvl w:val="0"/>
           <w:numId w:val="6"/>
         </w:numPr>
+        <w:spacing w:after="0"/>
         <w:rPr>
           <w:lang w:val="en-US"/>
         </w:rPr>
@@ -2719,14 +3295,48 @@
       </w:r>
     </w:p>
     <w:p>
-      <w:r>
+      <w:pPr>
         <w:rPr>
           <w:b/>
           <w:bCs/>
         </w:rPr>
-        <w:lastRenderedPageBreak/>
-        <w:t>Competitive Landscape:</w:t>
-      </w:r>
+      </w:pPr>
+    </w:p>
+    <w:p>
+      <w:proofErr w:type="spellStart"/>
+      <w:r>
+        <w:rPr>
+          <w:b/>
+          <w:bCs/>
+        </w:rPr>
+        <w:t>Competitive</w:t>
+      </w:r>
+      <w:proofErr w:type="spellEnd"/>
+      <w:r>
+        <w:rPr>
+          <w:b/>
+          <w:bCs/>
+        </w:rPr>
+        <w:t xml:space="preserve"> </w:t>
+      </w:r>
+      <w:proofErr w:type="spellStart"/>
+      <w:proofErr w:type="gramStart"/>
+      <w:r>
+        <w:rPr>
+          <w:b/>
+          <w:bCs/>
+        </w:rPr>
+        <w:t>Landscape</w:t>
+      </w:r>
+      <w:proofErr w:type="spellEnd"/>
+      <w:r>
+        <w:rPr>
+          <w:b/>
+          <w:bCs/>
+        </w:rPr>
+        <w:t>:</w:t>
+      </w:r>
+      <w:proofErr w:type="gramEnd"/>
     </w:p>
     <w:tbl>
       <w:tblPr>
@@ -2774,6 +3384,7 @@
           </w:tcPr>
           <w:p>
             <w:pPr>
+              <w:spacing w:after="0"/>
               <w:rPr>
                 <w:b/>
                 <w:bCs/>
@@ -2809,6 +3420,7 @@
           </w:tcPr>
           <w:p>
             <w:pPr>
+              <w:spacing w:after="0"/>
               <w:rPr>
                 <w:b/>
                 <w:bCs/>
@@ -2844,6 +3456,7 @@
           </w:tcPr>
           <w:p>
             <w:pPr>
+              <w:spacing w:after="0"/>
               <w:rPr>
                 <w:b/>
                 <w:bCs/>
@@ -2879,6 +3492,7 @@
           </w:tcPr>
           <w:p>
             <w:pPr>
+              <w:spacing w:after="0"/>
               <w:rPr>
                 <w:b/>
                 <w:bCs/>
@@ -2914,30 +3528,38 @@
             <w:hideMark/>
           </w:tcPr>
           <w:p>
+            <w:pPr>
+              <w:spacing w:after="0"/>
+            </w:pPr>
+            <w:proofErr w:type="spellStart"/>
             <w:r>
               <w:t>Securitize</w:t>
             </w:r>
-          </w:p>
-        </w:tc>
-        <w:tc>
-          <w:tcPr>
-            <w:tcW w:w="0" w:type="auto"/>
-            <w:tcBorders>
-              <w:top w:val="single" w:sz="6" w:space="0" w:color="CCCCCC"/>
-              <w:left w:val="single" w:sz="6" w:space="0" w:color="CCCCCC"/>
-              <w:bottom w:val="single" w:sz="6" w:space="0" w:color="CCCCCC"/>
-              <w:right w:val="single" w:sz="6" w:space="0" w:color="CCCCCC"/>
-            </w:tcBorders>
-            <w:tcMar>
-              <w:top w:w="120" w:type="dxa"/>
-              <w:left w:w="240" w:type="dxa"/>
-              <w:bottom w:w="120" w:type="dxa"/>
-              <w:right w:w="240" w:type="dxa"/>
-            </w:tcMar>
-            <w:vAlign w:val="center"/>
-            <w:hideMark/>
-          </w:tcPr>
-          <w:p>
+            <w:proofErr w:type="spellEnd"/>
+          </w:p>
+        </w:tc>
+        <w:tc>
+          <w:tcPr>
+            <w:tcW w:w="0" w:type="auto"/>
+            <w:tcBorders>
+              <w:top w:val="single" w:sz="6" w:space="0" w:color="CCCCCC"/>
+              <w:left w:val="single" w:sz="6" w:space="0" w:color="CCCCCC"/>
+              <w:bottom w:val="single" w:sz="6" w:space="0" w:color="CCCCCC"/>
+              <w:right w:val="single" w:sz="6" w:space="0" w:color="CCCCCC"/>
+            </w:tcBorders>
+            <w:tcMar>
+              <w:top w:w="120" w:type="dxa"/>
+              <w:left w:w="240" w:type="dxa"/>
+              <w:bottom w:w="120" w:type="dxa"/>
+              <w:right w:w="240" w:type="dxa"/>
+            </w:tcMar>
+            <w:vAlign w:val="center"/>
+            <w:hideMark/>
+          </w:tcPr>
+          <w:p>
+            <w:pPr>
+              <w:spacing w:after="0"/>
+            </w:pPr>
             <w:r>
               <w:t>$50K+</w:t>
             </w:r>
@@ -2962,6 +3584,9 @@
             <w:hideMark/>
           </w:tcPr>
           <w:p>
+            <w:pPr>
+              <w:spacing w:after="0"/>
+            </w:pPr>
             <w:r>
               <w:t>Institutions</w:t>
             </w:r>
@@ -2986,9 +3611,25 @@
             <w:hideMark/>
           </w:tcPr>
           <w:p>
-            <w:r>
-              <w:t>98% cheaper, faster</w:t>
-            </w:r>
+            <w:pPr>
+              <w:spacing w:after="0"/>
+            </w:pPr>
+            <w:r>
+              <w:t xml:space="preserve">98% </w:t>
+            </w:r>
+            <w:proofErr w:type="spellStart"/>
+            <w:r>
+              <w:t>cheaper</w:t>
+            </w:r>
+            <w:proofErr w:type="spellEnd"/>
+            <w:r>
+              <w:t xml:space="preserve">, </w:t>
+            </w:r>
+            <w:proofErr w:type="spellStart"/>
+            <w:r>
+              <w:t>faster</w:t>
+            </w:r>
+            <w:proofErr w:type="spellEnd"/>
           </w:p>
         </w:tc>
       </w:tr>
@@ -3012,30 +3653,38 @@
             <w:hideMark/>
           </w:tcPr>
           <w:p>
+            <w:pPr>
+              <w:spacing w:after="0"/>
+            </w:pPr>
+            <w:proofErr w:type="spellStart"/>
             <w:r>
               <w:t>Polymath</w:t>
             </w:r>
-          </w:p>
-        </w:tc>
-        <w:tc>
-          <w:tcPr>
-            <w:tcW w:w="0" w:type="auto"/>
-            <w:tcBorders>
-              <w:top w:val="single" w:sz="6" w:space="0" w:color="CCCCCC"/>
-              <w:left w:val="single" w:sz="6" w:space="0" w:color="CCCCCC"/>
-              <w:bottom w:val="single" w:sz="6" w:space="0" w:color="CCCCCC"/>
-              <w:right w:val="single" w:sz="6" w:space="0" w:color="CCCCCC"/>
-            </w:tcBorders>
-            <w:tcMar>
-              <w:top w:w="120" w:type="dxa"/>
-              <w:left w:w="240" w:type="dxa"/>
-              <w:bottom w:w="120" w:type="dxa"/>
-              <w:right w:w="240" w:type="dxa"/>
-            </w:tcMar>
-            <w:vAlign w:val="center"/>
-            <w:hideMark/>
-          </w:tcPr>
-          <w:p>
+            <w:proofErr w:type="spellEnd"/>
+          </w:p>
+        </w:tc>
+        <w:tc>
+          <w:tcPr>
+            <w:tcW w:w="0" w:type="auto"/>
+            <w:tcBorders>
+              <w:top w:val="single" w:sz="6" w:space="0" w:color="CCCCCC"/>
+              <w:left w:val="single" w:sz="6" w:space="0" w:color="CCCCCC"/>
+              <w:bottom w:val="single" w:sz="6" w:space="0" w:color="CCCCCC"/>
+              <w:right w:val="single" w:sz="6" w:space="0" w:color="CCCCCC"/>
+            </w:tcBorders>
+            <w:tcMar>
+              <w:top w:w="120" w:type="dxa"/>
+              <w:left w:w="240" w:type="dxa"/>
+              <w:bottom w:w="120" w:type="dxa"/>
+              <w:right w:w="240" w:type="dxa"/>
+            </w:tcMar>
+            <w:vAlign w:val="center"/>
+            <w:hideMark/>
+          </w:tcPr>
+          <w:p>
+            <w:pPr>
+              <w:spacing w:after="0"/>
+            </w:pPr>
             <w:r>
               <w:t>$75K+</w:t>
             </w:r>
@@ -3060,6 +3709,9 @@
             <w:hideMark/>
           </w:tcPr>
           <w:p>
+            <w:pPr>
+              <w:spacing w:after="0"/>
+            </w:pPr>
             <w:r>
               <w:t>Enterprise</w:t>
             </w:r>
@@ -3084,6 +3736,9 @@
             <w:hideMark/>
           </w:tcPr>
           <w:p>
+            <w:pPr>
+              <w:spacing w:after="0"/>
+            </w:pPr>
             <w:r>
               <w:t>Self-service model</w:t>
             </w:r>
@@ -3110,30 +3765,38 @@
             <w:hideMark/>
           </w:tcPr>
           <w:p>
+            <w:pPr>
+              <w:spacing w:after="0"/>
+            </w:pPr>
+            <w:proofErr w:type="spellStart"/>
             <w:r>
               <w:t>RealT</w:t>
             </w:r>
-          </w:p>
-        </w:tc>
-        <w:tc>
-          <w:tcPr>
-            <w:tcW w:w="0" w:type="auto"/>
-            <w:tcBorders>
-              <w:top w:val="single" w:sz="6" w:space="0" w:color="CCCCCC"/>
-              <w:left w:val="single" w:sz="6" w:space="0" w:color="CCCCCC"/>
-              <w:bottom w:val="single" w:sz="6" w:space="0" w:color="CCCCCC"/>
-              <w:right w:val="single" w:sz="6" w:space="0" w:color="CCCCCC"/>
-            </w:tcBorders>
-            <w:tcMar>
-              <w:top w:w="120" w:type="dxa"/>
-              <w:left w:w="240" w:type="dxa"/>
-              <w:bottom w:w="120" w:type="dxa"/>
-              <w:right w:w="240" w:type="dxa"/>
-            </w:tcMar>
-            <w:vAlign w:val="center"/>
-            <w:hideMark/>
-          </w:tcPr>
-          <w:p>
+            <w:proofErr w:type="spellEnd"/>
+          </w:p>
+        </w:tc>
+        <w:tc>
+          <w:tcPr>
+            <w:tcW w:w="0" w:type="auto"/>
+            <w:tcBorders>
+              <w:top w:val="single" w:sz="6" w:space="0" w:color="CCCCCC"/>
+              <w:left w:val="single" w:sz="6" w:space="0" w:color="CCCCCC"/>
+              <w:bottom w:val="single" w:sz="6" w:space="0" w:color="CCCCCC"/>
+              <w:right w:val="single" w:sz="6" w:space="0" w:color="CCCCCC"/>
+            </w:tcBorders>
+            <w:tcMar>
+              <w:top w:w="120" w:type="dxa"/>
+              <w:left w:w="240" w:type="dxa"/>
+              <w:bottom w:w="120" w:type="dxa"/>
+              <w:right w:w="240" w:type="dxa"/>
+            </w:tcMar>
+            <w:vAlign w:val="center"/>
+            <w:hideMark/>
+          </w:tcPr>
+          <w:p>
+            <w:pPr>
+              <w:spacing w:after="0"/>
+            </w:pPr>
             <w:r>
               <w:t>N/A</w:t>
             </w:r>
@@ -3158,33 +3821,49 @@
             <w:hideMark/>
           </w:tcPr>
           <w:p>
-            <w:r>
-              <w:t>US RE only</w:t>
-            </w:r>
-          </w:p>
-        </w:tc>
-        <w:tc>
-          <w:tcPr>
-            <w:tcW w:w="0" w:type="auto"/>
-            <w:tcBorders>
-              <w:top w:val="single" w:sz="6" w:space="0" w:color="CCCCCC"/>
-              <w:left w:val="single" w:sz="6" w:space="0" w:color="CCCCCC"/>
-              <w:bottom w:val="single" w:sz="6" w:space="0" w:color="CCCCCC"/>
-              <w:right w:val="single" w:sz="6" w:space="0" w:color="CCCCCC"/>
-            </w:tcBorders>
-            <w:tcMar>
-              <w:top w:w="120" w:type="dxa"/>
-              <w:left w:w="240" w:type="dxa"/>
-              <w:bottom w:w="120" w:type="dxa"/>
-              <w:right w:w="240" w:type="dxa"/>
-            </w:tcMar>
-            <w:vAlign w:val="center"/>
-            <w:hideMark/>
-          </w:tcPr>
-          <w:p>
-            <w:r>
-              <w:t>Multi-asset, multi-chain</w:t>
-            </w:r>
+            <w:pPr>
+              <w:spacing w:after="0"/>
+            </w:pPr>
+            <w:r>
+              <w:t xml:space="preserve">US RE </w:t>
+            </w:r>
+            <w:proofErr w:type="spellStart"/>
+            <w:r>
+              <w:t>only</w:t>
+            </w:r>
+            <w:proofErr w:type="spellEnd"/>
+          </w:p>
+        </w:tc>
+        <w:tc>
+          <w:tcPr>
+            <w:tcW w:w="0" w:type="auto"/>
+            <w:tcBorders>
+              <w:top w:val="single" w:sz="6" w:space="0" w:color="CCCCCC"/>
+              <w:left w:val="single" w:sz="6" w:space="0" w:color="CCCCCC"/>
+              <w:bottom w:val="single" w:sz="6" w:space="0" w:color="CCCCCC"/>
+              <w:right w:val="single" w:sz="6" w:space="0" w:color="CCCCCC"/>
+            </w:tcBorders>
+            <w:tcMar>
+              <w:top w:w="120" w:type="dxa"/>
+              <w:left w:w="240" w:type="dxa"/>
+              <w:bottom w:w="120" w:type="dxa"/>
+              <w:right w:w="240" w:type="dxa"/>
+            </w:tcMar>
+            <w:vAlign w:val="center"/>
+            <w:hideMark/>
+          </w:tcPr>
+          <w:p>
+            <w:pPr>
+              <w:spacing w:after="0"/>
+            </w:pPr>
+            <w:r>
+              <w:t>Multi-asset, multi-</w:t>
+            </w:r>
+            <w:proofErr w:type="spellStart"/>
+            <w:r>
+              <w:t>chain</w:t>
+            </w:r>
+            <w:proofErr w:type="spellEnd"/>
           </w:p>
         </w:tc>
       </w:tr>
@@ -3192,7 +3871,7 @@
     <w:p>
       <w:r>
         <w:pict w14:anchorId="6BB81B5B">
-          <v:rect id="_x0000_i1109" style="width:0;height:1.5pt" o:hralign="center" o:hrstd="t" o:hrnoshade="t" o:hr="t" fillcolor="#eaeaea" stroked="f"/>
+          <v:rect id="_x0000_i1031" style="width:0;height:1.5pt" o:hralign="center" o:hrstd="t" o:hrnoshade="t" o:hr="t" fillcolor="#eaeaea" stroked="f"/>
         </w:pict>
       </w:r>
     </w:p>
@@ -3256,11 +3935,13 @@
           </w:tcPr>
           <w:p>
             <w:pPr>
+              <w:spacing w:after="0"/>
               <w:rPr>
                 <w:b/>
                 <w:bCs/>
               </w:rPr>
             </w:pPr>
+            <w:proofErr w:type="spellStart"/>
             <w:r>
               <w:rPr>
                 <w:b/>
@@ -3268,6 +3949,7 @@
               </w:rPr>
               <w:t>Role</w:t>
             </w:r>
+            <w:proofErr w:type="spellEnd"/>
           </w:p>
         </w:tc>
         <w:tc>
@@ -3291,6 +3973,7 @@
           </w:tcPr>
           <w:p>
             <w:pPr>
+              <w:spacing w:after="0"/>
               <w:rPr>
                 <w:b/>
                 <w:bCs/>
@@ -3326,6 +4009,7 @@
           </w:tcPr>
           <w:p>
             <w:pPr>
+              <w:spacing w:after="0"/>
               <w:rPr>
                 <w:b/>
                 <w:bCs/>
@@ -3361,6 +4045,9 @@
             <w:hideMark/>
           </w:tcPr>
           <w:p>
+            <w:pPr>
+              <w:spacing w:after="0"/>
+            </w:pPr>
             <w:r>
               <w:t>CEO</w:t>
             </w:r>
@@ -3385,6 +4072,9 @@
             <w:hideMark/>
           </w:tcPr>
           <w:p>
+            <w:pPr>
+              <w:spacing w:after="0"/>
+            </w:pPr>
             <w:r>
               <w:t>Christopher Fourquier</w:t>
             </w:r>
@@ -3409,8 +4099,27 @@
             <w:hideMark/>
           </w:tcPr>
           <w:p>
-            <w:r>
-              <w:t>10+ years FinTech, tokenization architecture</w:t>
+            <w:pPr>
+              <w:spacing w:after="0"/>
+            </w:pPr>
+            <w:r>
+              <w:t xml:space="preserve">10+ </w:t>
+            </w:r>
+            <w:proofErr w:type="spellStart"/>
+            <w:r>
+              <w:t>years</w:t>
+            </w:r>
+            <w:proofErr w:type="spellEnd"/>
+            <w:r>
+              <w:t xml:space="preserve"> FinTech, </w:t>
+            </w:r>
+            <w:proofErr w:type="spellStart"/>
+            <w:r>
+              <w:t>tokenization</w:t>
+            </w:r>
+            <w:proofErr w:type="spellEnd"/>
+            <w:r>
+              <w:t xml:space="preserve"> architecture</w:t>
             </w:r>
           </w:p>
         </w:tc>
@@ -3435,6 +4144,9 @@
             <w:hideMark/>
           </w:tcPr>
           <w:p>
+            <w:pPr>
+              <w:spacing w:after="0"/>
+            </w:pPr>
             <w:r>
               <w:t>CTO</w:t>
             </w:r>
@@ -3459,6 +4171,9 @@
             <w:hideMark/>
           </w:tcPr>
           <w:p>
+            <w:pPr>
+              <w:spacing w:after="0"/>
+            </w:pPr>
             <w:r>
               <w:t>Christopher Fourquier</w:t>
             </w:r>
@@ -3483,8 +4198,35 @@
             <w:hideMark/>
           </w:tcPr>
           <w:p>
-            <w:r>
-              <w:t>8+ years DeFi, Solidity expert</w:t>
+            <w:pPr>
+              <w:spacing w:after="0"/>
+            </w:pPr>
+            <w:r>
+              <w:t xml:space="preserve">8+ </w:t>
+            </w:r>
+            <w:proofErr w:type="spellStart"/>
+            <w:r>
+              <w:t>years</w:t>
+            </w:r>
+            <w:proofErr w:type="spellEnd"/>
+            <w:r>
+              <w:t xml:space="preserve"> </w:t>
+            </w:r>
+            <w:proofErr w:type="spellStart"/>
+            <w:r>
+              <w:t>DeFi</w:t>
+            </w:r>
+            <w:proofErr w:type="spellEnd"/>
+            <w:r>
+              <w:t xml:space="preserve">, </w:t>
+            </w:r>
+            <w:proofErr w:type="spellStart"/>
+            <w:r>
+              <w:t>Solidity</w:t>
+            </w:r>
+            <w:proofErr w:type="spellEnd"/>
+            <w:r>
+              <w:t xml:space="preserve"> expert</w:t>
             </w:r>
           </w:p>
         </w:tc>
@@ -3509,6 +4251,9 @@
             <w:hideMark/>
           </w:tcPr>
           <w:p>
+            <w:pPr>
+              <w:spacing w:after="0"/>
+            </w:pPr>
             <w:r>
               <w:t>CLO</w:t>
             </w:r>
@@ -3533,6 +4278,9 @@
             <w:hideMark/>
           </w:tcPr>
           <w:p>
+            <w:pPr>
+              <w:spacing w:after="0"/>
+            </w:pPr>
             <w:r>
               <w:t>Lester Timothee</w:t>
             </w:r>
@@ -3558,6 +4306,7 @@
           </w:tcPr>
           <w:p>
             <w:pPr>
+              <w:spacing w:after="0"/>
               <w:rPr>
                 <w:lang w:val="en-US"/>
               </w:rPr>
@@ -3566,7 +4315,21 @@
               <w:rPr>
                 <w:lang w:val="en-US"/>
               </w:rPr>
-              <w:t>Securities law, MiCA/VASP licensing</w:t>
+              <w:t xml:space="preserve">Securities law, </w:t>
+            </w:r>
+            <w:proofErr w:type="spellStart"/>
+            <w:r>
+              <w:rPr>
+                <w:lang w:val="en-US"/>
+              </w:rPr>
+              <w:t>MiCA</w:t>
+            </w:r>
+            <w:proofErr w:type="spellEnd"/>
+            <w:r>
+              <w:rPr>
+                <w:lang w:val="en-US"/>
+              </w:rPr>
+              <w:t>/VASP licensing</w:t>
             </w:r>
           </w:p>
         </w:tc>
@@ -3591,30 +4354,41 @@
             <w:hideMark/>
           </w:tcPr>
           <w:p>
-            <w:r>
-              <w:t>Head of Growth</w:t>
-            </w:r>
-          </w:p>
-        </w:tc>
-        <w:tc>
-          <w:tcPr>
-            <w:tcW w:w="0" w:type="auto"/>
-            <w:tcBorders>
-              <w:top w:val="single" w:sz="6" w:space="0" w:color="CCCCCC"/>
-              <w:left w:val="single" w:sz="6" w:space="0" w:color="CCCCCC"/>
-              <w:bottom w:val="single" w:sz="6" w:space="0" w:color="CCCCCC"/>
-              <w:right w:val="single" w:sz="6" w:space="0" w:color="CCCCCC"/>
-            </w:tcBorders>
-            <w:tcMar>
-              <w:top w:w="120" w:type="dxa"/>
-              <w:left w:w="240" w:type="dxa"/>
-              <w:bottom w:w="120" w:type="dxa"/>
-              <w:right w:w="240" w:type="dxa"/>
-            </w:tcMar>
-            <w:vAlign w:val="center"/>
-            <w:hideMark/>
-          </w:tcPr>
-          <w:p>
+            <w:pPr>
+              <w:spacing w:after="0"/>
+            </w:pPr>
+            <w:r>
+              <w:t xml:space="preserve">Head of </w:t>
+            </w:r>
+            <w:proofErr w:type="spellStart"/>
+            <w:r>
+              <w:t>Growth</w:t>
+            </w:r>
+            <w:proofErr w:type="spellEnd"/>
+          </w:p>
+        </w:tc>
+        <w:tc>
+          <w:tcPr>
+            <w:tcW w:w="0" w:type="auto"/>
+            <w:tcBorders>
+              <w:top w:val="single" w:sz="6" w:space="0" w:color="CCCCCC"/>
+              <w:left w:val="single" w:sz="6" w:space="0" w:color="CCCCCC"/>
+              <w:bottom w:val="single" w:sz="6" w:space="0" w:color="CCCCCC"/>
+              <w:right w:val="single" w:sz="6" w:space="0" w:color="CCCCCC"/>
+            </w:tcBorders>
+            <w:tcMar>
+              <w:top w:w="120" w:type="dxa"/>
+              <w:left w:w="240" w:type="dxa"/>
+              <w:bottom w:w="120" w:type="dxa"/>
+              <w:right w:w="240" w:type="dxa"/>
+            </w:tcMar>
+            <w:vAlign w:val="center"/>
+            <w:hideMark/>
+          </w:tcPr>
+          <w:p>
+            <w:pPr>
+              <w:spacing w:after="0"/>
+            </w:pPr>
             <w:r>
               <w:t>Frances Regina</w:t>
             </w:r>
@@ -3639,8 +4413,16 @@
             <w:hideMark/>
           </w:tcPr>
           <w:p>
-            <w:r>
-              <w:t>Institutional sales, partnerships</w:t>
+            <w:pPr>
+              <w:spacing w:after="0"/>
+            </w:pPr>
+            <w:proofErr w:type="spellStart"/>
+            <w:r>
+              <w:t>Institutional</w:t>
+            </w:r>
+            <w:proofErr w:type="spellEnd"/>
+            <w:r>
+              <w:t xml:space="preserve"> sales, partnerships</w:t>
             </w:r>
           </w:p>
         </w:tc>
@@ -3649,7 +4431,7 @@
     <w:p>
       <w:r>
         <w:pict w14:anchorId="10FE74E3">
-          <v:rect id="_x0000_i1110" style="width:0;height:1.5pt" o:hralign="center" o:hrstd="t" o:hrnoshade="t" o:hr="t" fillcolor="#eaeaea" stroked="f"/>
+          <v:rect id="_x0000_i1032" style="width:0;height:1.5pt" o:hralign="center" o:hrstd="t" o:hrnoshade="t" o:hr="t" fillcolor="#eaeaea" stroked="f"/>
         </w:pict>
       </w:r>
     </w:p>
@@ -3661,12 +4443,22 @@
           <w:lang w:val="en-US"/>
         </w:rPr>
       </w:pPr>
-      <w:r>
+    </w:p>
+    <w:p>
+      <w:pPr>
         <w:rPr>
           <w:b/>
           <w:bCs/>
           <w:lang w:val="en-US"/>
         </w:rPr>
+      </w:pPr>
+      <w:r>
+        <w:rPr>
+          <w:b/>
+          <w:bCs/>
+          <w:lang w:val="en-US"/>
+        </w:rPr>
+        <w:lastRenderedPageBreak/>
         <w:t>Investment Opportunity</w:t>
       </w:r>
     </w:p>
@@ -3732,6 +4524,7 @@
           </w:tcPr>
           <w:p>
             <w:pPr>
+              <w:spacing w:after="0"/>
               <w:rPr>
                 <w:b/>
                 <w:bCs/>
@@ -3767,11 +4560,13 @@
           </w:tcPr>
           <w:p>
             <w:pPr>
+              <w:spacing w:after="0"/>
               <w:rPr>
                 <w:b/>
                 <w:bCs/>
               </w:rPr>
             </w:pPr>
+            <w:proofErr w:type="spellStart"/>
             <w:r>
               <w:rPr>
                 <w:b/>
@@ -3779,6 +4574,7 @@
               </w:rPr>
               <w:t>Amount</w:t>
             </w:r>
+            <w:proofErr w:type="spellEnd"/>
           </w:p>
         </w:tc>
         <w:tc>
@@ -3802,6 +4598,7 @@
           </w:tcPr>
           <w:p>
             <w:pPr>
+              <w:spacing w:after="0"/>
               <w:rPr>
                 <w:b/>
                 <w:bCs/>
@@ -3837,11 +4634,13 @@
           </w:tcPr>
           <w:p>
             <w:pPr>
+              <w:spacing w:after="0"/>
               <w:rPr>
                 <w:b/>
                 <w:bCs/>
               </w:rPr>
             </w:pPr>
+            <w:proofErr w:type="spellStart"/>
             <w:r>
               <w:rPr>
                 <w:b/>
@@ -3849,6 +4648,7 @@
               </w:rPr>
               <w:t>Equity</w:t>
             </w:r>
+            <w:proofErr w:type="spellEnd"/>
           </w:p>
         </w:tc>
         <w:tc>
@@ -3872,11 +4672,13 @@
           </w:tcPr>
           <w:p>
             <w:pPr>
+              <w:spacing w:after="0"/>
               <w:rPr>
                 <w:b/>
                 <w:bCs/>
               </w:rPr>
             </w:pPr>
+            <w:proofErr w:type="gramStart"/>
             <w:r>
               <w:rPr>
                 <w:b/>
@@ -3884,6 +4686,7 @@
               </w:rPr>
               <w:t>Timing</w:t>
             </w:r>
+            <w:proofErr w:type="gramEnd"/>
           </w:p>
         </w:tc>
       </w:tr>
@@ -3907,6 +4710,9 @@
             <w:hideMark/>
           </w:tcPr>
           <w:p>
+            <w:pPr>
+              <w:spacing w:after="0"/>
+            </w:pPr>
             <w:r>
               <w:rPr>
                 <w:b/>
@@ -3935,6 +4741,9 @@
             <w:hideMark/>
           </w:tcPr>
           <w:p>
+            <w:pPr>
+              <w:spacing w:after="0"/>
+            </w:pPr>
             <w:r>
               <w:t>$400K</w:t>
             </w:r>
@@ -3959,6 +4768,9 @@
             <w:hideMark/>
           </w:tcPr>
           <w:p>
+            <w:pPr>
+              <w:spacing w:after="0"/>
+            </w:pPr>
             <w:r>
               <w:t>$2.7M</w:t>
             </w:r>
@@ -3983,6 +4795,9 @@
             <w:hideMark/>
           </w:tcPr>
           <w:p>
+            <w:pPr>
+              <w:spacing w:after="0"/>
+            </w:pPr>
             <w:r>
               <w:t>15%</w:t>
             </w:r>
@@ -4007,6 +4822,9 @@
             <w:hideMark/>
           </w:tcPr>
           <w:p>
+            <w:pPr>
+              <w:spacing w:after="0"/>
+            </w:pPr>
             <w:r>
               <w:rPr>
                 <w:b/>
@@ -4037,6 +4855,9 @@
             <w:hideMark/>
           </w:tcPr>
           <w:p>
+            <w:pPr>
+              <w:spacing w:after="0"/>
+            </w:pPr>
             <w:r>
               <w:t>Seed</w:t>
             </w:r>
@@ -4061,6 +4882,9 @@
             <w:hideMark/>
           </w:tcPr>
           <w:p>
+            <w:pPr>
+              <w:spacing w:after="0"/>
+            </w:pPr>
             <w:r>
               <w:t>$600K</w:t>
             </w:r>
@@ -4085,6 +4909,9 @@
             <w:hideMark/>
           </w:tcPr>
           <w:p>
+            <w:pPr>
+              <w:spacing w:after="0"/>
+            </w:pPr>
             <w:r>
               <w:t>$6M</w:t>
             </w:r>
@@ -4109,6 +4936,9 @@
             <w:hideMark/>
           </w:tcPr>
           <w:p>
+            <w:pPr>
+              <w:spacing w:after="0"/>
+            </w:pPr>
             <w:r>
               <w:t>10%</w:t>
             </w:r>
@@ -4133,6 +4963,9 @@
             <w:hideMark/>
           </w:tcPr>
           <w:p>
+            <w:pPr>
+              <w:spacing w:after="0"/>
+            </w:pPr>
             <w:r>
               <w:t>Q3 2026</w:t>
             </w:r>
@@ -4159,30 +4992,38 @@
             <w:hideMark/>
           </w:tcPr>
           <w:p>
+            <w:pPr>
+              <w:spacing w:after="0"/>
+            </w:pPr>
+            <w:proofErr w:type="spellStart"/>
             <w:r>
               <w:t>Pre-Sale</w:t>
             </w:r>
-          </w:p>
-        </w:tc>
-        <w:tc>
-          <w:tcPr>
-            <w:tcW w:w="0" w:type="auto"/>
-            <w:tcBorders>
-              <w:top w:val="single" w:sz="6" w:space="0" w:color="CCCCCC"/>
-              <w:left w:val="single" w:sz="6" w:space="0" w:color="CCCCCC"/>
-              <w:bottom w:val="single" w:sz="6" w:space="0" w:color="CCCCCC"/>
-              <w:right w:val="single" w:sz="6" w:space="0" w:color="CCCCCC"/>
-            </w:tcBorders>
-            <w:tcMar>
-              <w:top w:w="120" w:type="dxa"/>
-              <w:left w:w="240" w:type="dxa"/>
-              <w:bottom w:w="120" w:type="dxa"/>
-              <w:right w:w="240" w:type="dxa"/>
-            </w:tcMar>
-            <w:vAlign w:val="center"/>
-            <w:hideMark/>
-          </w:tcPr>
-          <w:p>
+            <w:proofErr w:type="spellEnd"/>
+          </w:p>
+        </w:tc>
+        <w:tc>
+          <w:tcPr>
+            <w:tcW w:w="0" w:type="auto"/>
+            <w:tcBorders>
+              <w:top w:val="single" w:sz="6" w:space="0" w:color="CCCCCC"/>
+              <w:left w:val="single" w:sz="6" w:space="0" w:color="CCCCCC"/>
+              <w:bottom w:val="single" w:sz="6" w:space="0" w:color="CCCCCC"/>
+              <w:right w:val="single" w:sz="6" w:space="0" w:color="CCCCCC"/>
+            </w:tcBorders>
+            <w:tcMar>
+              <w:top w:w="120" w:type="dxa"/>
+              <w:left w:w="240" w:type="dxa"/>
+              <w:bottom w:w="120" w:type="dxa"/>
+              <w:right w:w="240" w:type="dxa"/>
+            </w:tcMar>
+            <w:vAlign w:val="center"/>
+            <w:hideMark/>
+          </w:tcPr>
+          <w:p>
+            <w:pPr>
+              <w:spacing w:after="0"/>
+            </w:pPr>
             <w:r>
               <w:t>$1M</w:t>
             </w:r>
@@ -4207,6 +5048,9 @@
             <w:hideMark/>
           </w:tcPr>
           <w:p>
+            <w:pPr>
+              <w:spacing w:after="0"/>
+            </w:pPr>
             <w:r>
               <w:t>$10M</w:t>
             </w:r>
@@ -4231,6 +5075,9 @@
             <w:hideMark/>
           </w:tcPr>
           <w:p>
+            <w:pPr>
+              <w:spacing w:after="0"/>
+            </w:pPr>
             <w:r>
               <w:t>10%</w:t>
             </w:r>
@@ -4255,6 +5102,9 @@
             <w:hideMark/>
           </w:tcPr>
           <w:p>
+            <w:pPr>
+              <w:spacing w:after="0"/>
+            </w:pPr>
             <w:r>
               <w:t>Q1 2027</w:t>
             </w:r>
@@ -4262,6 +5112,15 @@
         </w:tc>
       </w:tr>
     </w:tbl>
+    <w:p>
+      <w:pPr>
+        <w:rPr>
+          <w:b/>
+          <w:bCs/>
+          <w:lang w:val="en-US"/>
+        </w:rPr>
+      </w:pPr>
+    </w:p>
     <w:p>
       <w:pPr>
         <w:rPr>
@@ -4283,9 +5142,26 @@
           <w:ilvl w:val="0"/>
           <w:numId w:val="7"/>
         </w:numPr>
-      </w:pPr>
-      <w:r>
-        <w:t>Engineering (40%): $160K - Smart contracts, platform</w:t>
+        <w:spacing w:after="0"/>
+      </w:pPr>
+      <w:r>
+        <w:t>Engineering (40%</w:t>
+      </w:r>
+      <w:proofErr w:type="gramStart"/>
+      <w:r>
+        <w:t>):</w:t>
+      </w:r>
+      <w:proofErr w:type="gramEnd"/>
+      <w:r>
+        <w:t xml:space="preserve"> $160K - Smart </w:t>
+      </w:r>
+      <w:proofErr w:type="spellStart"/>
+      <w:r>
+        <w:t>contracts</w:t>
+      </w:r>
+      <w:proofErr w:type="spellEnd"/>
+      <w:r>
+        <w:t>, platform</w:t>
       </w:r>
     </w:p>
     <w:p>
@@ -4294,9 +5170,26 @@
           <w:ilvl w:val="0"/>
           <w:numId w:val="7"/>
         </w:numPr>
-      </w:pPr>
-      <w:r>
-        <w:t>Legal (25%): $100K - Corporate structure, compliance</w:t>
+        <w:spacing w:after="0"/>
+      </w:pPr>
+      <w:r>
+        <w:t>Legal (25%</w:t>
+      </w:r>
+      <w:proofErr w:type="gramStart"/>
+      <w:r>
+        <w:t>):</w:t>
+      </w:r>
+      <w:proofErr w:type="gramEnd"/>
+      <w:r>
+        <w:t xml:space="preserve"> $100K - </w:t>
+      </w:r>
+      <w:proofErr w:type="spellStart"/>
+      <w:r>
+        <w:t>Corporate</w:t>
+      </w:r>
+      <w:proofErr w:type="spellEnd"/>
+      <w:r>
+        <w:t xml:space="preserve"> structure, compliance</w:t>
       </w:r>
     </w:p>
     <w:p>
@@ -4305,10 +5198,24 @@
           <w:ilvl w:val="0"/>
           <w:numId w:val="7"/>
         </w:numPr>
-      </w:pPr>
-      <w:r>
-        <w:t>Security (20%): $80K - Audits, bug bounty</w:t>
-      </w:r>
+        <w:spacing w:after="0"/>
+      </w:pPr>
+      <w:r>
+        <w:t>Security (20%</w:t>
+      </w:r>
+      <w:proofErr w:type="gramStart"/>
+      <w:r>
+        <w:t>):</w:t>
+      </w:r>
+      <w:proofErr w:type="gramEnd"/>
+      <w:r>
+        <w:t xml:space="preserve"> $80K - Audits, bug </w:t>
+      </w:r>
+      <w:proofErr w:type="spellStart"/>
+      <w:r>
+        <w:t>bounty</w:t>
+      </w:r>
+      <w:proofErr w:type="spellEnd"/>
     </w:p>
     <w:p>
       <w:pPr>
@@ -4316,20 +5223,68 @@
           <w:ilvl w:val="0"/>
           <w:numId w:val="7"/>
         </w:numPr>
-      </w:pPr>
-      <w:r>
-        <w:t>Marketing (15%): $60K - First 10 pilot projects</w:t>
-      </w:r>
-    </w:p>
-    <w:p>
-      <w:r>
+        <w:spacing w:after="0"/>
+      </w:pPr>
+      <w:r>
+        <w:t>Marketing (15%</w:t>
+      </w:r>
+      <w:proofErr w:type="gramStart"/>
+      <w:r>
+        <w:t>):</w:t>
+      </w:r>
+      <w:proofErr w:type="gramEnd"/>
+      <w:r>
+        <w:t xml:space="preserve"> $60K - First 10 pilot </w:t>
+      </w:r>
+      <w:proofErr w:type="spellStart"/>
+      <w:r>
+        <w:t>projects</w:t>
+      </w:r>
+      <w:proofErr w:type="spellEnd"/>
+    </w:p>
+    <w:p>
+      <w:pPr>
         <w:rPr>
           <w:b/>
           <w:bCs/>
         </w:rPr>
-        <w:lastRenderedPageBreak/>
-        <w:t>Investor Benefits:</w:t>
-      </w:r>
+      </w:pPr>
+    </w:p>
+    <w:p>
+      <w:proofErr w:type="spellStart"/>
+      <w:r>
+        <w:rPr>
+          <w:b/>
+          <w:bCs/>
+        </w:rPr>
+        <w:t>Investor</w:t>
+      </w:r>
+      <w:proofErr w:type="spellEnd"/>
+      <w:r>
+        <w:rPr>
+          <w:b/>
+          <w:bCs/>
+        </w:rPr>
+        <w:t xml:space="preserve"> </w:t>
+      </w:r>
+      <w:proofErr w:type="spellStart"/>
+      <w:proofErr w:type="gramStart"/>
+      <w:r>
+        <w:rPr>
+          <w:b/>
+          <w:bCs/>
+        </w:rPr>
+        <w:t>Benefits</w:t>
+      </w:r>
+      <w:proofErr w:type="spellEnd"/>
+      <w:r>
+        <w:rPr>
+          <w:b/>
+          <w:bCs/>
+        </w:rPr>
+        <w:t>:</w:t>
+      </w:r>
+      <w:proofErr w:type="gramEnd"/>
     </w:p>
     <w:p>
       <w:pPr>
@@ -4337,6 +5292,7 @@
           <w:ilvl w:val="0"/>
           <w:numId w:val="8"/>
         </w:numPr>
+        <w:spacing w:after="0"/>
         <w:rPr>
           <w:lang w:val="en-US"/>
         </w:rPr>
@@ -4354,6 +5310,7 @@
           <w:ilvl w:val="0"/>
           <w:numId w:val="8"/>
         </w:numPr>
+        <w:spacing w:after="0"/>
         <w:rPr>
           <w:lang w:val="en-US"/>
         </w:rPr>
@@ -4371,6 +5328,7 @@
           <w:ilvl w:val="0"/>
           <w:numId w:val="8"/>
         </w:numPr>
+        <w:spacing w:after="0"/>
         <w:rPr>
           <w:lang w:val="en-US"/>
         </w:rPr>
@@ -4388,6 +5346,7 @@
           <w:ilvl w:val="0"/>
           <w:numId w:val="8"/>
         </w:numPr>
+        <w:spacing w:after="0"/>
         <w:rPr>
           <w:lang w:val="en-US"/>
         </w:rPr>
@@ -4402,7 +5361,7 @@
     <w:p>
       <w:r>
         <w:pict w14:anchorId="0CD6E1A3">
-          <v:rect id="_x0000_i1111" style="width:0;height:1.5pt" o:hralign="center" o:hrstd="t" o:hrnoshade="t" o:hr="t" fillcolor="#eaeaea" stroked="f"/>
+          <v:rect id="_x0000_i1033" style="width:0;height:1.5pt" o:hralign="center" o:hrstd="t" o:hrnoshade="t" o:hr="t" fillcolor="#eaeaea" stroked="f"/>
         </w:pict>
       </w:r>
     </w:p>
@@ -4413,6 +5372,7 @@
           <w:bCs/>
         </w:rPr>
       </w:pPr>
+      <w:proofErr w:type="spellStart"/>
       <w:r>
         <w:rPr>
           <w:b/>
@@ -4420,6 +5380,7 @@
         </w:rPr>
         <w:t>Milestones</w:t>
       </w:r>
+      <w:proofErr w:type="spellEnd"/>
     </w:p>
     <w:tbl>
       <w:tblPr>
@@ -4465,6 +5426,7 @@
           </w:tcPr>
           <w:p>
             <w:pPr>
+              <w:spacing w:after="0"/>
               <w:rPr>
                 <w:b/>
                 <w:bCs/>
@@ -4500,6 +5462,7 @@
           </w:tcPr>
           <w:p>
             <w:pPr>
+              <w:spacing w:after="0"/>
               <w:rPr>
                 <w:b/>
                 <w:bCs/>
@@ -4535,6 +5498,9 @@
             <w:hideMark/>
           </w:tcPr>
           <w:p>
+            <w:pPr>
+              <w:spacing w:after="0"/>
+            </w:pPr>
             <w:r>
               <w:t>Q2 2026</w:t>
             </w:r>
@@ -4560,6 +5526,7 @@
           </w:tcPr>
           <w:p>
             <w:pPr>
+              <w:spacing w:after="0"/>
               <w:rPr>
                 <w:lang w:val="en-US"/>
               </w:rPr>
@@ -4568,7 +5535,21 @@
               <w:rPr>
                 <w:lang w:val="en-US"/>
               </w:rPr>
-              <w:t>Security audit complete, mainnet deployment</w:t>
+              <w:t xml:space="preserve">Security audit complete, </w:t>
+            </w:r>
+            <w:proofErr w:type="spellStart"/>
+            <w:r>
+              <w:rPr>
+                <w:lang w:val="en-US"/>
+              </w:rPr>
+              <w:t>mainnet</w:t>
+            </w:r>
+            <w:proofErr w:type="spellEnd"/>
+            <w:r>
+              <w:rPr>
+                <w:lang w:val="en-US"/>
+              </w:rPr>
+              <w:t xml:space="preserve"> deployment</w:t>
             </w:r>
           </w:p>
         </w:tc>
@@ -4593,6 +5574,9 @@
             <w:hideMark/>
           </w:tcPr>
           <w:p>
+            <w:pPr>
+              <w:spacing w:after="0"/>
+            </w:pPr>
             <w:r>
               <w:t>Q3 2026</w:t>
             </w:r>
@@ -4618,6 +5602,7 @@
           </w:tcPr>
           <w:p>
             <w:pPr>
+              <w:spacing w:after="0"/>
               <w:rPr>
                 <w:lang w:val="en-US"/>
               </w:rPr>
@@ -4651,6 +5636,9 @@
             <w:hideMark/>
           </w:tcPr>
           <w:p>
+            <w:pPr>
+              <w:spacing w:after="0"/>
+            </w:pPr>
             <w:r>
               <w:t>Q4 2026</w:t>
             </w:r>
@@ -4675,8 +5663,27 @@
             <w:hideMark/>
           </w:tcPr>
           <w:p>
-            <w:r>
-              <w:t>25 projects, $25M AUM, multi-chain expansion</w:t>
+            <w:pPr>
+              <w:spacing w:after="0"/>
+            </w:pPr>
+            <w:r>
+              <w:t xml:space="preserve">25 </w:t>
+            </w:r>
+            <w:proofErr w:type="spellStart"/>
+            <w:r>
+              <w:t>projects</w:t>
+            </w:r>
+            <w:proofErr w:type="spellEnd"/>
+            <w:r>
+              <w:t>, $25M AUM, multi-</w:t>
+            </w:r>
+            <w:proofErr w:type="spellStart"/>
+            <w:r>
+              <w:t>chain</w:t>
+            </w:r>
+            <w:proofErr w:type="spellEnd"/>
+            <w:r>
+              <w:t xml:space="preserve"> expansion</w:t>
             </w:r>
           </w:p>
         </w:tc>
@@ -4701,6 +5708,9 @@
             <w:hideMark/>
           </w:tcPr>
           <w:p>
+            <w:pPr>
+              <w:spacing w:after="0"/>
+            </w:pPr>
             <w:r>
               <w:t>Q1 2027</w:t>
             </w:r>
@@ -4725,8 +5735,27 @@
             <w:hideMark/>
           </w:tcPr>
           <w:p>
-            <w:r>
-              <w:t>50 projects, Pre-Sale close, mobile app</w:t>
+            <w:pPr>
+              <w:spacing w:after="0"/>
+            </w:pPr>
+            <w:r>
+              <w:t xml:space="preserve">50 </w:t>
+            </w:r>
+            <w:proofErr w:type="spellStart"/>
+            <w:r>
+              <w:t>projects</w:t>
+            </w:r>
+            <w:proofErr w:type="spellEnd"/>
+            <w:r>
+              <w:t xml:space="preserve">, </w:t>
+            </w:r>
+            <w:proofErr w:type="spellStart"/>
+            <w:r>
+              <w:t>Pre-Sale</w:t>
+            </w:r>
+            <w:proofErr w:type="spellEnd"/>
+            <w:r>
+              <w:t xml:space="preserve"> close, mobile app</w:t>
             </w:r>
           </w:p>
         </w:tc>
@@ -4751,6 +5780,9 @@
             <w:hideMark/>
           </w:tcPr>
           <w:p>
+            <w:pPr>
+              <w:spacing w:after="0"/>
+            </w:pPr>
             <w:r>
               <w:t>Q3 2027</w:t>
             </w:r>
@@ -4775,8 +5807,19 @@
             <w:hideMark/>
           </w:tcPr>
           <w:p>
-            <w:r>
-              <w:t>Token launch, governance activation</w:t>
+            <w:pPr>
+              <w:spacing w:after="0"/>
+            </w:pPr>
+            <w:r>
+              <w:t xml:space="preserve">Token launch, </w:t>
+            </w:r>
+            <w:proofErr w:type="spellStart"/>
+            <w:r>
+              <w:t>governance</w:t>
+            </w:r>
+            <w:proofErr w:type="spellEnd"/>
+            <w:r>
+              <w:t xml:space="preserve"> activation</w:t>
             </w:r>
           </w:p>
         </w:tc>
@@ -4801,6 +5844,9 @@
             <w:hideMark/>
           </w:tcPr>
           <w:p>
+            <w:pPr>
+              <w:spacing w:after="0"/>
+            </w:pPr>
             <w:r>
               <w:t>Q4 2027</w:t>
             </w:r>
@@ -4826,6 +5872,7 @@
           </w:tcPr>
           <w:p>
             <w:pPr>
+              <w:spacing w:after="0"/>
               <w:rPr>
                 <w:lang w:val="en-US"/>
               </w:rPr>
@@ -4843,7 +5890,7 @@
     <w:p>
       <w:r>
         <w:pict w14:anchorId="2A9AF465">
-          <v:rect id="_x0000_i1112" style="width:0;height:1.5pt" o:hralign="center" o:hrstd="t" o:hrnoshade="t" o:hr="t" fillcolor="#eaeaea" stroked="f"/>
+          <v:rect id="_x0000_i1034" style="width:0;height:1.5pt" o:hralign="center" o:hrstd="t" o:hrnoshade="t" o:hr="t" fillcolor="#eaeaea" stroked="f"/>
         </w:pict>
       </w:r>
     </w:p>
@@ -4861,28 +5908,56 @@
           <w:bCs/>
           <w:lang w:val="en-US"/>
         </w:rPr>
-        <w:t>The Ask</w:t>
-      </w:r>
-    </w:p>
-    <w:p>
-      <w:pPr>
-        <w:rPr>
-          <w:lang w:val="en-US"/>
-        </w:rPr>
-      </w:pPr>
-      <w:r>
+        <w:br w:type="page"/>
+      </w:r>
+    </w:p>
+    <w:p>
+      <w:pPr>
         <w:rPr>
           <w:b/>
           <w:bCs/>
           <w:lang w:val="en-US"/>
         </w:rPr>
+      </w:pPr>
+      <w:r>
+        <w:rPr>
+          <w:b/>
+          <w:bCs/>
+          <w:lang w:val="en-US"/>
+        </w:rPr>
+        <w:lastRenderedPageBreak/>
+        <w:t>The Ask</w:t>
+      </w:r>
+    </w:p>
+    <w:p>
+      <w:pPr>
+        <w:rPr>
+          <w:lang w:val="en-US"/>
+        </w:rPr>
+      </w:pPr>
+      <w:r>
+        <w:rPr>
+          <w:b/>
+          <w:bCs/>
+          <w:lang w:val="en-US"/>
+        </w:rPr>
         <w:t>$400,000 Pre-Seed at $2.7M valuation</w:t>
       </w:r>
     </w:p>
     <w:p>
       <w:r>
-        <w:t>To fund:</w:t>
-      </w:r>
+        <w:t xml:space="preserve">To </w:t>
+      </w:r>
+      <w:proofErr w:type="spellStart"/>
+      <w:proofErr w:type="gramStart"/>
+      <w:r>
+        <w:t>fund</w:t>
+      </w:r>
+      <w:proofErr w:type="spellEnd"/>
+      <w:r>
+        <w:t>:</w:t>
+      </w:r>
+      <w:proofErr w:type="gramEnd"/>
     </w:p>
     <w:p>
       <w:pPr>
@@ -4890,10 +5965,16 @@
           <w:ilvl w:val="0"/>
           <w:numId w:val="9"/>
         </w:numPr>
-      </w:pPr>
-      <w:r>
-        <w:t>Security audit completion</w:t>
-      </w:r>
+        <w:spacing w:after="0"/>
+      </w:pPr>
+      <w:r>
+        <w:t xml:space="preserve">Security audit </w:t>
+      </w:r>
+      <w:proofErr w:type="spellStart"/>
+      <w:r>
+        <w:t>completion</w:t>
+      </w:r>
+      <w:proofErr w:type="spellEnd"/>
     </w:p>
     <w:p>
       <w:pPr>
@@ -4901,10 +5982,21 @@
           <w:ilvl w:val="0"/>
           <w:numId w:val="9"/>
         </w:numPr>
-      </w:pPr>
-      <w:r>
-        <w:t>Mainnet deployment</w:t>
-      </w:r>
+        <w:spacing w:after="0"/>
+      </w:pPr>
+      <w:proofErr w:type="spellStart"/>
+      <w:r>
+        <w:t>Mainnet</w:t>
+      </w:r>
+      <w:proofErr w:type="spellEnd"/>
+      <w:r>
+        <w:t xml:space="preserve"> </w:t>
+      </w:r>
+      <w:proofErr w:type="spellStart"/>
+      <w:r>
+        <w:t>deployment</w:t>
+      </w:r>
+      <w:proofErr w:type="spellEnd"/>
     </w:p>
     <w:p>
       <w:pPr>
@@ -4912,10 +6004,16 @@
           <w:ilvl w:val="0"/>
           <w:numId w:val="9"/>
         </w:numPr>
-      </w:pPr>
-      <w:r>
-        <w:t>First 10 pilot projects</w:t>
-      </w:r>
+        <w:spacing w:after="0"/>
+      </w:pPr>
+      <w:r>
+        <w:t xml:space="preserve">First 10 pilot </w:t>
+      </w:r>
+      <w:proofErr w:type="spellStart"/>
+      <w:r>
+        <w:t>projects</w:t>
+      </w:r>
+      <w:proofErr w:type="spellEnd"/>
     </w:p>
     <w:p>
       <w:pPr>
@@ -4923,31 +6021,76 @@
           <w:ilvl w:val="0"/>
           <w:numId w:val="9"/>
         </w:numPr>
-      </w:pPr>
-      <w:r>
-        <w:t>Core team expansion</w:t>
-      </w:r>
-    </w:p>
-    <w:p>
-      <w:r>
+        <w:spacing w:after="0"/>
+      </w:pPr>
+      <w:r>
+        <w:t xml:space="preserve">Core </w:t>
+      </w:r>
+      <w:proofErr w:type="gramStart"/>
+      <w:r>
+        <w:t>team</w:t>
+      </w:r>
+      <w:proofErr w:type="gramEnd"/>
+      <w:r>
+        <w:t xml:space="preserve"> expansion</w:t>
+      </w:r>
+    </w:p>
+    <w:p>
+      <w:pPr>
         <w:rPr>
           <w:b/>
           <w:bCs/>
         </w:rPr>
-        <w:t>Contact:</w:t>
-      </w:r>
-      <w:r>
-        <w:t> Christopher Fourquier, CEO christopher@sermiumglobal.com</w:t>
-      </w:r>
-    </w:p>
-    <w:p>
-      <w:r>
+      </w:pPr>
+    </w:p>
+    <w:p>
+      <w:pPr>
         <w:rPr>
           <w:b/>
           <w:bCs/>
         </w:rPr>
+      </w:pPr>
+    </w:p>
+    <w:p>
+      <w:pPr>
+        <w:rPr>
+          <w:b/>
+          <w:bCs/>
+        </w:rPr>
+      </w:pPr>
+    </w:p>
+    <w:p>
+      <w:proofErr w:type="gramStart"/>
+      <w:r>
+        <w:rPr>
+          <w:b/>
+          <w:bCs/>
+        </w:rPr>
+        <w:t>Contact:</w:t>
+      </w:r>
+      <w:proofErr w:type="gramEnd"/>
+      <w:r>
+        <w:t> Christopher Fourquier, CEO christopher@sermiumglobal.com</w:t>
+      </w:r>
+    </w:p>
+    <w:p>
+      <w:pPr>
+        <w:rPr>
+          <w:b/>
+          <w:bCs/>
+        </w:rPr>
+      </w:pPr>
+    </w:p>
+    <w:p>
+      <w:proofErr w:type="gramStart"/>
+      <w:r>
+        <w:rPr>
+          <w:b/>
+          <w:bCs/>
+        </w:rPr>
         <w:t>Links:</w:t>
       </w:r>
+      <w:proofErr w:type="gramEnd"/>
     </w:p>
     <w:p>
       <w:pPr>
@@ -4955,9 +6098,20 @@
           <w:ilvl w:val="0"/>
           <w:numId w:val="10"/>
         </w:numPr>
-      </w:pPr>
-      <w:r>
-        <w:t>Website: </w:t>
+        <w:spacing w:after="0"/>
+      </w:pPr>
+      <w:proofErr w:type="spellStart"/>
+      <w:proofErr w:type="gramStart"/>
+      <w:r>
+        <w:t>Website</w:t>
+      </w:r>
+      <w:proofErr w:type="spellEnd"/>
+      <w:r>
+        <w:t>:</w:t>
+      </w:r>
+      <w:proofErr w:type="gramEnd"/>
+      <w:r>
+        <w:t> </w:t>
       </w:r>
       <w:hyperlink r:id="rId5" w:tgtFrame="_blank" w:history="1">
         <w:r>
@@ -4974,9 +6128,15 @@
           <w:ilvl w:val="0"/>
           <w:numId w:val="10"/>
         </w:numPr>
-      </w:pPr>
-      <w:r>
-        <w:t>Demo: </w:t>
+        <w:spacing w:after="0"/>
+      </w:pPr>
+      <w:proofErr w:type="gramStart"/>
+      <w:r>
+        <w:t>Demo:</w:t>
+      </w:r>
+      <w:proofErr w:type="gramEnd"/>
+      <w:r>
+        <w:t> </w:t>
       </w:r>
       <w:hyperlink r:id="rId6" w:tgtFrame="_blank" w:history="1">
         <w:r>
@@ -4993,9 +6153,15 @@
           <w:ilvl w:val="0"/>
           <w:numId w:val="10"/>
         </w:numPr>
-      </w:pPr>
-      <w:r>
-        <w:t>GitHub: </w:t>
+        <w:spacing w:after="0"/>
+      </w:pPr>
+      <w:proofErr w:type="gramStart"/>
+      <w:r>
+        <w:t>GitHub:</w:t>
+      </w:r>
+      <w:proofErr w:type="gramEnd"/>
+      <w:r>
+        <w:t> </w:t>
       </w:r>
       <w:hyperlink r:id="rId7" w:tgtFrame="_blank" w:history="1">
         <w:r>
@@ -5006,11 +6172,14 @@
         </w:r>
       </w:hyperlink>
     </w:p>
-    <w:p>
-      <w:r>
-        <w:lastRenderedPageBreak/>
+    <w:p/>
+    <w:p/>
+    <w:p/>
+    <w:p/>
+    <w:p>
+      <w:r>
         <w:pict w14:anchorId="159E99CA">
-          <v:rect id="_x0000_i1113" style="width:0;height:1.5pt" o:hralign="center" o:hrstd="t" o:hrnoshade="t" o:hr="t" fillcolor="#eaeaea" stroked="f"/>
+          <v:rect id="_x0000_i1035" style="width:0;height:1.5pt" o:hralign="center" o:hrstd="t" o:hrnoshade="t" o:hr="t" fillcolor="#eaeaea" stroked="f"/>
         </w:pict>
       </w:r>
     </w:p>
@@ -5028,1538 +6197,32 @@
           <w:i/>
           <w:iCs/>
         </w:rPr>
-        <w:t>Are you?</w:t>
-      </w:r>
+        <w:t xml:space="preserve">Are </w:t>
+      </w:r>
+      <w:proofErr w:type="spellStart"/>
+      <w:proofErr w:type="gramStart"/>
+      <w:r>
+        <w:rPr>
+          <w:i/>
+          <w:iCs/>
+        </w:rPr>
+        <w:t>you</w:t>
+      </w:r>
+      <w:proofErr w:type="spellEnd"/>
+      <w:r>
+        <w:rPr>
+          <w:i/>
+          <w:iCs/>
+        </w:rPr>
+        <w:t>?</w:t>
+      </w:r>
+      <w:proofErr w:type="gramEnd"/>
     </w:p>
     <w:p>
       <w:r>
         <w:pict w14:anchorId="007E9EB9">
-          <v:rect id="_x0000_i1114" style="width:0;height:1.5pt" o:hralign="center" o:hrstd="t" o:hrnoshade="t" o:hr="t" fillcolor="#eaeaea" stroked="f"/>
+          <v:rect id="_x0000_i1036" style="width:0;height:1.5pt" o:hralign="center" o:hrstd="t" o:hrnoshade="t" o:hr="t" fillcolor="#eaeaea" stroked="f"/>
         </w:pict>
-      </w:r>
-    </w:p>
-    <w:p>
-      <w:pPr>
-        <w:rPr>
-          <w:b/>
-          <w:bCs/>
-        </w:rPr>
-      </w:pPr>
-      <w:r>
-        <w:rPr>
-          <w:b/>
-          <w:bCs/>
-        </w:rPr>
-        <w:t>PART 3: ONE-PAGER</w:t>
-      </w:r>
-    </w:p>
-    <w:p>
-      <w:r>
-        <w:pict w14:anchorId="149BC580">
-          <v:rect id="_x0000_i1115" style="width:0;height:1.5pt" o:hralign="center" o:hrstd="t" o:hrnoshade="t" o:hr="t" fillcolor="#eaeaea" stroked="f"/>
-        </w:pict>
-      </w:r>
-    </w:p>
-    <w:p>
-      <w:r>
-        <w:t>┌─────────────────────────────────────────────────────────────────────────────────┐</w:t>
-      </w:r>
-    </w:p>
-    <w:p>
-      <w:r>
-        <w:t>│                                                                                  │</w:t>
-      </w:r>
-    </w:p>
-    <w:p>
-      <w:r>
-        <w:t xml:space="preserve">│                              </w:t>
-      </w:r>
-      <w:r>
-        <w:rPr>
-          <w:rFonts w:ascii="Arial" w:hAnsi="Arial" w:cs="Arial"/>
-        </w:rPr>
-        <w:t>██████╗</w:t>
-      </w:r>
-      <w:r>
-        <w:t xml:space="preserve"> </w:t>
-      </w:r>
-      <w:r>
-        <w:rPr>
-          <w:rFonts w:ascii="Arial" w:hAnsi="Arial" w:cs="Arial"/>
-        </w:rPr>
-        <w:t>██╗</w:t>
-      </w:r>
-      <w:r>
-        <w:t xml:space="preserve">    </w:t>
-      </w:r>
-      <w:r>
-        <w:rPr>
-          <w:rFonts w:ascii="Arial" w:hAnsi="Arial" w:cs="Arial"/>
-        </w:rPr>
-        <w:t>██╗</w:t>
-      </w:r>
-      <w:r>
-        <w:t xml:space="preserve"> </w:t>
-      </w:r>
-      <w:r>
-        <w:rPr>
-          <w:rFonts w:ascii="Arial" w:hAnsi="Arial" w:cs="Arial"/>
-        </w:rPr>
-        <w:t>█████╗</w:t>
-      </w:r>
-      <w:r>
-        <w:t xml:space="preserve">                          │</w:t>
-      </w:r>
-    </w:p>
-    <w:p>
-      <w:r>
-        <w:t xml:space="preserve">│                              </w:t>
-      </w:r>
-      <w:r>
-        <w:rPr>
-          <w:rFonts w:ascii="Arial" w:hAnsi="Arial" w:cs="Arial"/>
-        </w:rPr>
-        <w:t>██╔══██╗██║</w:t>
-      </w:r>
-      <w:r>
-        <w:t xml:space="preserve">    </w:t>
-      </w:r>
-      <w:r>
-        <w:rPr>
-          <w:rFonts w:ascii="Arial" w:hAnsi="Arial" w:cs="Arial"/>
-        </w:rPr>
-        <w:t>██║██╔══██╗</w:t>
-      </w:r>
-      <w:r>
-        <w:t xml:space="preserve">                         │</w:t>
-      </w:r>
-    </w:p>
-    <w:p>
-      <w:r>
-        <w:t xml:space="preserve">│                              </w:t>
-      </w:r>
-      <w:r>
-        <w:rPr>
-          <w:rFonts w:ascii="Arial" w:hAnsi="Arial" w:cs="Arial"/>
-        </w:rPr>
-        <w:t>██████╔╝██║</w:t>
-      </w:r>
-      <w:r>
-        <w:t xml:space="preserve"> </w:t>
-      </w:r>
-      <w:r>
-        <w:rPr>
-          <w:rFonts w:ascii="Arial" w:hAnsi="Arial" w:cs="Arial"/>
-        </w:rPr>
-        <w:t>█╗</w:t>
-      </w:r>
-      <w:r>
-        <w:t xml:space="preserve"> </w:t>
-      </w:r>
-      <w:r>
-        <w:rPr>
-          <w:rFonts w:ascii="Arial" w:hAnsi="Arial" w:cs="Arial"/>
-        </w:rPr>
-        <w:t>██║███████║</w:t>
-      </w:r>
-      <w:r>
-        <w:t xml:space="preserve">                         │</w:t>
-      </w:r>
-    </w:p>
-    <w:p>
-      <w:r>
-        <w:t xml:space="preserve">│                              </w:t>
-      </w:r>
-      <w:r>
-        <w:rPr>
-          <w:rFonts w:ascii="Arial" w:hAnsi="Arial" w:cs="Arial"/>
-        </w:rPr>
-        <w:t>██╔══██╗██║███╗██║██╔══██║</w:t>
-      </w:r>
-      <w:r>
-        <w:t xml:space="preserve">                         │</w:t>
-      </w:r>
-    </w:p>
-    <w:p>
-      <w:r>
-        <w:t xml:space="preserve">│                              </w:t>
-      </w:r>
-      <w:r>
-        <w:rPr>
-          <w:rFonts w:ascii="Arial" w:hAnsi="Arial" w:cs="Arial"/>
-        </w:rPr>
-        <w:t>██║</w:t>
-      </w:r>
-      <w:r>
-        <w:t xml:space="preserve">  </w:t>
-      </w:r>
-      <w:r>
-        <w:rPr>
-          <w:rFonts w:ascii="Arial" w:hAnsi="Arial" w:cs="Arial"/>
-        </w:rPr>
-        <w:t>██║╚███╔███╔╝██║</w:t>
-      </w:r>
-      <w:r>
-        <w:t xml:space="preserve">  </w:t>
-      </w:r>
-      <w:r>
-        <w:rPr>
-          <w:rFonts w:ascii="Arial" w:hAnsi="Arial" w:cs="Arial"/>
-        </w:rPr>
-        <w:t>██║</w:t>
-      </w:r>
-      <w:r>
-        <w:t xml:space="preserve">                         │</w:t>
-      </w:r>
-    </w:p>
-    <w:p>
-      <w:r>
-        <w:t xml:space="preserve">│                              </w:t>
-      </w:r>
-      <w:r>
-        <w:rPr>
-          <w:rFonts w:ascii="Arial" w:hAnsi="Arial" w:cs="Arial"/>
-        </w:rPr>
-        <w:t>╚═╝</w:t>
-      </w:r>
-      <w:r>
-        <w:t xml:space="preserve">  </w:t>
-      </w:r>
-      <w:r>
-        <w:rPr>
-          <w:rFonts w:ascii="Arial" w:hAnsi="Arial" w:cs="Arial"/>
-        </w:rPr>
-        <w:t>╚═╝</w:t>
-      </w:r>
-      <w:r>
-        <w:t xml:space="preserve"> </w:t>
-      </w:r>
-      <w:r>
-        <w:rPr>
-          <w:rFonts w:ascii="Arial" w:hAnsi="Arial" w:cs="Arial"/>
-        </w:rPr>
-        <w:t>╚══╝╚══╝</w:t>
-      </w:r>
-      <w:r>
-        <w:t xml:space="preserve"> </w:t>
-      </w:r>
-      <w:r>
-        <w:rPr>
-          <w:rFonts w:ascii="Arial" w:hAnsi="Arial" w:cs="Arial"/>
-        </w:rPr>
-        <w:t>╚═╝</w:t>
-      </w:r>
-      <w:r>
-        <w:t xml:space="preserve">  </w:t>
-      </w:r>
-      <w:r>
-        <w:rPr>
-          <w:rFonts w:ascii="Arial" w:hAnsi="Arial" w:cs="Arial"/>
-        </w:rPr>
-        <w:t>╚═╝</w:t>
-      </w:r>
-      <w:r>
-        <w:t xml:space="preserve">                         │</w:t>
-      </w:r>
-    </w:p>
-    <w:p>
-      <w:r>
-        <w:t>│                                   EXPERTS                                        │</w:t>
-      </w:r>
-    </w:p>
-    <w:p>
-      <w:r>
-        <w:t>│                                                                                  │</w:t>
-      </w:r>
-    </w:p>
-    <w:p>
-      <w:r>
-        <w:t>│            Democratizing Real-World Asset Tokenization                          │</w:t>
-      </w:r>
-    </w:p>
-    <w:p>
-      <w:r>
-        <w:t>│                                                                                  │</w:t>
-      </w:r>
-    </w:p>
-    <w:p>
-      <w:r>
-        <w:rPr>
-          <w:rFonts w:ascii="MS Gothic" w:eastAsia="MS Gothic" w:hAnsi="MS Gothic" w:cs="MS Gothic" w:hint="eastAsia"/>
-        </w:rPr>
-        <w:t>├</w:t>
-      </w:r>
-      <w:r>
-        <w:rPr>
-          <w:rFonts w:ascii="Aptos" w:hAnsi="Aptos" w:cs="Aptos"/>
-        </w:rPr>
-        <w:t>─────────────────────────────────────────────────────────────────────────────────</w:t>
-      </w:r>
-      <w:r>
-        <w:rPr>
-          <w:rFonts w:ascii="MS Gothic" w:eastAsia="MS Gothic" w:hAnsi="MS Gothic" w:cs="MS Gothic" w:hint="eastAsia"/>
-        </w:rPr>
-        <w:t>┤</w:t>
-      </w:r>
-    </w:p>
-    <w:p>
-      <w:r>
-        <w:t>│                                                                                  │</w:t>
-      </w:r>
-    </w:p>
-    <w:p>
-      <w:r>
-        <w:t>│  THE PROBLEM                           THE SOLUTION                             │</w:t>
-      </w:r>
-    </w:p>
-    <w:p>
-      <w:r>
-        <w:t>│  ───────────                           ────────────                             │</w:t>
-      </w:r>
-    </w:p>
-    <w:p>
-      <w:r>
-        <w:t>│                                                                                  │</w:t>
-      </w:r>
-    </w:p>
-    <w:p>
-      <w:r>
-        <w:t>│  • $280T in assets locked away         • Self-service tokenization platform    │</w:t>
-      </w:r>
-    </w:p>
-    <w:p>
-      <w:pPr>
-        <w:rPr>
-          <w:lang w:val="en-US"/>
-        </w:rPr>
-      </w:pPr>
-      <w:r>
-        <w:rPr>
-          <w:lang w:val="en-US"/>
-        </w:rPr>
-        <w:t>│  • Tokenization costs $50K-$200K       • Launch in 48 hours for $750           │</w:t>
-      </w:r>
-    </w:p>
-    <w:p>
-      <w:pPr>
-        <w:rPr>
-          <w:lang w:val="en-US"/>
-        </w:rPr>
-      </w:pPr>
-      <w:r>
-        <w:rPr>
-          <w:lang w:val="en-US"/>
-        </w:rPr>
-        <w:t>│  • Takes 3-6 months to launch          • Built-in compliance &amp; trading         │</w:t>
-      </w:r>
-    </w:p>
-    <w:p>
-      <w:pPr>
-        <w:rPr>
-          <w:lang w:val="en-US"/>
-        </w:rPr>
-      </w:pPr>
-      <w:r>
-        <w:rPr>
-          <w:lang w:val="en-US"/>
-        </w:rPr>
-        <w:t>│  • $100K+ minimum investments          • Invest from $100, trade 24/7          │</w:t>
-      </w:r>
-    </w:p>
-    <w:p>
-      <w:pPr>
-        <w:rPr>
-          <w:lang w:val="en-US"/>
-        </w:rPr>
-      </w:pPr>
-      <w:r>
-        <w:rPr>
-          <w:lang w:val="en-US"/>
-        </w:rPr>
-        <w:t>│  • Single-chain, limited access        • 36+ blockchain support                │</w:t>
-      </w:r>
-    </w:p>
-    <w:p>
-      <w:pPr>
-        <w:rPr>
-          <w:lang w:val="en-US"/>
-        </w:rPr>
-      </w:pPr>
-      <w:r>
-        <w:rPr>
-          <w:lang w:val="en-US"/>
-        </w:rPr>
-        <w:t>│                                                                                  │</w:t>
-      </w:r>
-    </w:p>
-    <w:p>
-      <w:pPr>
-        <w:rPr>
-          <w:lang w:val="en-US"/>
-        </w:rPr>
-      </w:pPr>
-      <w:r>
-        <w:rPr>
-          <w:rFonts w:ascii="MS Gothic" w:eastAsia="MS Gothic" w:hAnsi="MS Gothic" w:cs="MS Gothic" w:hint="eastAsia"/>
-          <w:lang w:val="en-US"/>
-        </w:rPr>
-        <w:t>├</w:t>
-      </w:r>
-      <w:r>
-        <w:rPr>
-          <w:rFonts w:ascii="Aptos" w:hAnsi="Aptos" w:cs="Aptos"/>
-          <w:lang w:val="en-US"/>
-        </w:rPr>
-        <w:t>─────────────────────────────────────────────────────────────────────────────────</w:t>
-      </w:r>
-      <w:r>
-        <w:rPr>
-          <w:rFonts w:ascii="MS Gothic" w:eastAsia="MS Gothic" w:hAnsi="MS Gothic" w:cs="MS Gothic" w:hint="eastAsia"/>
-          <w:lang w:val="en-US"/>
-        </w:rPr>
-        <w:t>┤</w:t>
-      </w:r>
-    </w:p>
-    <w:p>
-      <w:pPr>
-        <w:rPr>
-          <w:lang w:val="en-US"/>
-        </w:rPr>
-      </w:pPr>
-      <w:r>
-        <w:rPr>
-          <w:lang w:val="en-US"/>
-        </w:rPr>
-        <w:lastRenderedPageBreak/>
-        <w:t>│                                                                                  │</w:t>
-      </w:r>
-    </w:p>
-    <w:p>
-      <w:pPr>
-        <w:rPr>
-          <w:lang w:val="en-US"/>
-        </w:rPr>
-      </w:pPr>
-      <w:r>
-        <w:rPr>
-          <w:lang w:val="en-US"/>
-        </w:rPr>
-        <w:t>│  MARKET OPPORTUNITY                    BUSINESS MODEL                           │</w:t>
-      </w:r>
-    </w:p>
-    <w:p>
-      <w:pPr>
-        <w:rPr>
-          <w:lang w:val="en-US"/>
-        </w:rPr>
-      </w:pPr>
-      <w:r>
-        <w:rPr>
-          <w:lang w:val="en-US"/>
-        </w:rPr>
-        <w:t>│  ──────────────────                    ──────────────                           │</w:t>
-      </w:r>
-    </w:p>
-    <w:p>
-      <w:pPr>
-        <w:rPr>
-          <w:lang w:val="en-US"/>
-        </w:rPr>
-      </w:pPr>
-      <w:r>
-        <w:rPr>
-          <w:lang w:val="en-US"/>
-        </w:rPr>
-        <w:t>│                                                                                  │</w:t>
-      </w:r>
-    </w:p>
-    <w:p>
-      <w:pPr>
-        <w:rPr>
-          <w:lang w:val="en-US"/>
-        </w:rPr>
-      </w:pPr>
-      <w:r>
-        <w:rPr>
-          <w:lang w:val="en-US"/>
-        </w:rPr>
-        <w:t>│  $24B   Current tokenized RWA market   2.5%  Crowdfunding fee                  │</w:t>
-      </w:r>
-    </w:p>
-    <w:p>
-      <w:pPr>
-        <w:rPr>
-          <w:lang w:val="en-US"/>
-        </w:rPr>
-      </w:pPr>
-      <w:r>
-        <w:rPr>
-          <w:lang w:val="en-US"/>
-        </w:rPr>
-        <w:t>│  $16T   Projected by 2030 (BCG)        $750  Tokenization fee                  │</w:t>
-      </w:r>
-    </w:p>
-    <w:p>
-      <w:pPr>
-        <w:rPr>
-          <w:lang w:val="en-US"/>
-        </w:rPr>
-      </w:pPr>
-      <w:r>
-        <w:rPr>
-          <w:lang w:val="en-US"/>
-        </w:rPr>
-        <w:t>│  266%   Growth in 2025                 1%    Trading fee                        │</w:t>
-      </w:r>
-    </w:p>
-    <w:p>
-      <w:pPr>
-        <w:rPr>
-          <w:lang w:val="en-US"/>
-        </w:rPr>
-      </w:pPr>
-      <w:r>
-        <w:rPr>
-          <w:lang w:val="en-US"/>
-        </w:rPr>
-        <w:t>│  $2.5B  BlackRock BUIDL fund           1%    Dividend distribution fee         │</w:t>
-      </w:r>
-    </w:p>
-    <w:p>
-      <w:pPr>
-        <w:rPr>
-          <w:lang w:val="en-US"/>
-        </w:rPr>
-      </w:pPr>
-      <w:r>
-        <w:rPr>
-          <w:lang w:val="en-US"/>
-        </w:rPr>
-        <w:t>│                                                                                  │</w:t>
-      </w:r>
-    </w:p>
-    <w:p>
-      <w:pPr>
-        <w:rPr>
-          <w:lang w:val="en-US"/>
-        </w:rPr>
-      </w:pPr>
-      <w:r>
-        <w:rPr>
-          <w:lang w:val="en-US"/>
-        </w:rPr>
-        <w:t>│                                        85%   Gross margin                       │</w:t>
-      </w:r>
-    </w:p>
-    <w:p>
-      <w:pPr>
-        <w:rPr>
-          <w:lang w:val="en-US"/>
-        </w:rPr>
-      </w:pPr>
-      <w:r>
-        <w:rPr>
-          <w:lang w:val="en-US"/>
-        </w:rPr>
-        <w:t>│                                                                                  │</w:t>
-      </w:r>
-    </w:p>
-    <w:p>
-      <w:pPr>
-        <w:rPr>
-          <w:lang w:val="en-US"/>
-        </w:rPr>
-      </w:pPr>
-      <w:r>
-        <w:rPr>
-          <w:rFonts w:ascii="MS Gothic" w:eastAsia="MS Gothic" w:hAnsi="MS Gothic" w:cs="MS Gothic" w:hint="eastAsia"/>
-          <w:lang w:val="en-US"/>
-        </w:rPr>
-        <w:t>├</w:t>
-      </w:r>
-      <w:r>
-        <w:rPr>
-          <w:rFonts w:ascii="Aptos" w:hAnsi="Aptos" w:cs="Aptos"/>
-          <w:lang w:val="en-US"/>
-        </w:rPr>
-        <w:t>─────────────────────────────────────────────────────────────────────────────────</w:t>
-      </w:r>
-      <w:r>
-        <w:rPr>
-          <w:rFonts w:ascii="MS Gothic" w:eastAsia="MS Gothic" w:hAnsi="MS Gothic" w:cs="MS Gothic" w:hint="eastAsia"/>
-          <w:lang w:val="en-US"/>
-        </w:rPr>
-        <w:t>┤</w:t>
-      </w:r>
-    </w:p>
-    <w:p>
-      <w:pPr>
-        <w:rPr>
-          <w:lang w:val="en-US"/>
-        </w:rPr>
-      </w:pPr>
-      <w:r>
-        <w:rPr>
-          <w:lang w:val="en-US"/>
-        </w:rPr>
-        <w:t>│                                                                                  │</w:t>
-      </w:r>
-    </w:p>
-    <w:p>
-      <w:pPr>
-        <w:rPr>
-          <w:lang w:val="en-US"/>
-        </w:rPr>
-      </w:pPr>
-      <w:r>
-        <w:rPr>
-          <w:lang w:val="en-US"/>
-        </w:rPr>
-        <w:t>│  TRACTION                              5-YEAR PROJECTIONS                       │</w:t>
-      </w:r>
-    </w:p>
-    <w:p>
-      <w:pPr>
-        <w:rPr>
-          <w:lang w:val="en-US"/>
-        </w:rPr>
-      </w:pPr>
-      <w:r>
-        <w:rPr>
-          <w:lang w:val="en-US"/>
-        </w:rPr>
-        <w:t>│  ────────                              ───────────────────                       │</w:t>
-      </w:r>
-    </w:p>
-    <w:p>
-      <w:pPr>
-        <w:rPr>
-          <w:lang w:val="en-US"/>
-        </w:rPr>
-      </w:pPr>
-      <w:r>
-        <w:rPr>
-          <w:lang w:val="en-US"/>
-        </w:rPr>
-        <w:t>│                                                                                  │</w:t>
-      </w:r>
-    </w:p>
-    <w:p>
-      <w:pPr>
-        <w:rPr>
-          <w:lang w:val="en-US"/>
-        </w:rPr>
-      </w:pPr>
-      <w:r>
-        <w:rPr>
-          <w:lang w:val="en-US"/>
-        </w:rPr>
-        <w:t xml:space="preserve">│  </w:t>
-      </w:r>
-      <w:r>
-        <w:rPr>
-          <w:rFonts w:ascii="Segoe UI Emoji" w:hAnsi="Segoe UI Emoji" w:cs="Segoe UI Emoji"/>
-          <w:lang w:val="en-US"/>
-        </w:rPr>
-        <w:t>✅</w:t>
-      </w:r>
-      <w:r>
-        <w:rPr>
-          <w:lang w:val="en-US"/>
-        </w:rPr>
-        <w:t xml:space="preserve"> 23 smart contracts deployed        Year 1:  $360K revenue, 15 projects     │</w:t>
-      </w:r>
-    </w:p>
-    <w:p>
-      <w:pPr>
-        <w:rPr>
-          <w:lang w:val="en-US"/>
-        </w:rPr>
-      </w:pPr>
-      <w:r>
-        <w:rPr>
-          <w:lang w:val="en-US"/>
-        </w:rPr>
-        <w:t xml:space="preserve">│  </w:t>
-      </w:r>
-      <w:r>
-        <w:rPr>
-          <w:rFonts w:ascii="Segoe UI Emoji" w:hAnsi="Segoe UI Emoji" w:cs="Segoe UI Emoji"/>
-          <w:lang w:val="en-US"/>
-        </w:rPr>
-        <w:t>✅</w:t>
-      </w:r>
-      <w:r>
-        <w:rPr>
-          <w:lang w:val="en-US"/>
-        </w:rPr>
-        <w:t xml:space="preserve"> 4 live testnets                    Year 3:  $4M revenue, 150 projects      │</w:t>
-      </w:r>
-    </w:p>
-    <w:p>
-      <w:pPr>
-        <w:rPr>
-          <w:lang w:val="en-US"/>
-        </w:rPr>
-      </w:pPr>
-      <w:r>
-        <w:rPr>
-          <w:lang w:val="en-US"/>
-        </w:rPr>
-        <w:t xml:space="preserve">│  </w:t>
-      </w:r>
-      <w:r>
-        <w:rPr>
-          <w:rFonts w:ascii="Segoe UI Emoji" w:hAnsi="Segoe UI Emoji" w:cs="Segoe UI Emoji"/>
-          <w:lang w:val="en-US"/>
-        </w:rPr>
-        <w:t>✅</w:t>
-      </w:r>
-      <w:r>
-        <w:rPr>
-          <w:lang w:val="en-US"/>
-        </w:rPr>
-        <w:t xml:space="preserve"> 100% feature complete              Year 5:  $35M revenue, 800 projects     │</w:t>
-      </w:r>
-    </w:p>
-    <w:p>
-      <w:pPr>
-        <w:rPr>
-          <w:lang w:val="en-US"/>
-        </w:rPr>
-      </w:pPr>
-      <w:r>
-        <w:rPr>
-          <w:lang w:val="en-US"/>
-        </w:rPr>
-        <w:t xml:space="preserve">│  </w:t>
-      </w:r>
-      <w:r>
-        <w:rPr>
-          <w:rFonts w:ascii="Segoe UI Emoji" w:hAnsi="Segoe UI Emoji" w:cs="Segoe UI Emoji"/>
-          <w:lang w:val="en-US"/>
-        </w:rPr>
-        <w:t>✅</w:t>
-      </w:r>
-      <w:r>
-        <w:rPr>
-          <w:lang w:val="en-US"/>
-        </w:rPr>
-        <w:t xml:space="preserve"> KYC, trading, dividends live                $2B AUM, 150K investors        │</w:t>
-      </w:r>
-    </w:p>
-    <w:p>
-      <w:pPr>
-        <w:rPr>
-          <w:lang w:val="en-US"/>
-        </w:rPr>
-      </w:pPr>
-      <w:r>
-        <w:rPr>
-          <w:lang w:val="en-US"/>
-        </w:rPr>
-        <w:t xml:space="preserve">│  </w:t>
-      </w:r>
-      <w:r>
-        <w:rPr>
-          <w:rFonts w:ascii="Segoe UI Emoji" w:hAnsi="Segoe UI Emoji" w:cs="Segoe UI Emoji"/>
-        </w:rPr>
-        <w:t>🔄</w:t>
-      </w:r>
-      <w:r>
-        <w:rPr>
-          <w:lang w:val="en-US"/>
-        </w:rPr>
-        <w:t xml:space="preserve"> Security audit in progress                  76% EBITDA margin              │</w:t>
-      </w:r>
-    </w:p>
-    <w:p>
-      <w:pPr>
-        <w:rPr>
-          <w:lang w:val="en-US"/>
-        </w:rPr>
-      </w:pPr>
-      <w:r>
-        <w:rPr>
-          <w:lang w:val="en-US"/>
-        </w:rPr>
-        <w:t xml:space="preserve">│  </w:t>
-      </w:r>
-      <w:r>
-        <w:rPr>
-          <w:rFonts w:ascii="Segoe UI Emoji" w:hAnsi="Segoe UI Emoji" w:cs="Segoe UI Emoji"/>
-        </w:rPr>
-        <w:t>📅</w:t>
-      </w:r>
-      <w:r>
-        <w:rPr>
-          <w:lang w:val="en-US"/>
-        </w:rPr>
-        <w:t xml:space="preserve"> Mainnet Q3 2026                                                            │</w:t>
-      </w:r>
-    </w:p>
-    <w:p>
-      <w:pPr>
-        <w:rPr>
-          <w:lang w:val="en-US"/>
-        </w:rPr>
-      </w:pPr>
-      <w:r>
-        <w:rPr>
-          <w:lang w:val="en-US"/>
-        </w:rPr>
-        <w:t>│                                                                                  │</w:t>
-      </w:r>
-    </w:p>
-    <w:p>
-      <w:pPr>
-        <w:rPr>
-          <w:lang w:val="en-US"/>
-        </w:rPr>
-      </w:pPr>
-      <w:r>
-        <w:rPr>
-          <w:rFonts w:ascii="MS Gothic" w:eastAsia="MS Gothic" w:hAnsi="MS Gothic" w:cs="MS Gothic" w:hint="eastAsia"/>
-          <w:lang w:val="en-US"/>
-        </w:rPr>
-        <w:t>├</w:t>
-      </w:r>
-      <w:r>
-        <w:rPr>
-          <w:rFonts w:ascii="Aptos" w:hAnsi="Aptos" w:cs="Aptos"/>
-          <w:lang w:val="en-US"/>
-        </w:rPr>
-        <w:t>─────────────────────────────────────────────────────────────────────────────────</w:t>
-      </w:r>
-      <w:r>
-        <w:rPr>
-          <w:rFonts w:ascii="MS Gothic" w:eastAsia="MS Gothic" w:hAnsi="MS Gothic" w:cs="MS Gothic" w:hint="eastAsia"/>
-          <w:lang w:val="en-US"/>
-        </w:rPr>
-        <w:t>┤</w:t>
-      </w:r>
-    </w:p>
-    <w:p>
-      <w:pPr>
-        <w:rPr>
-          <w:lang w:val="en-US"/>
-        </w:rPr>
-      </w:pPr>
-      <w:r>
-        <w:rPr>
-          <w:lang w:val="en-US"/>
-        </w:rPr>
-        <w:t>│                                                                                  │</w:t>
-      </w:r>
-    </w:p>
-    <w:p>
-      <w:pPr>
-        <w:rPr>
-          <w:lang w:val="en-US"/>
-        </w:rPr>
-      </w:pPr>
-      <w:r>
-        <w:rPr>
-          <w:lang w:val="en-US"/>
-        </w:rPr>
-        <w:t>│  COMPETITIVE ADVANTAGE                 TEAM                                     │</w:t>
-      </w:r>
-    </w:p>
-    <w:p>
-      <w:pPr>
-        <w:rPr>
-          <w:lang w:val="en-US"/>
-        </w:rPr>
-      </w:pPr>
-      <w:r>
-        <w:rPr>
-          <w:lang w:val="en-US"/>
-        </w:rPr>
-        <w:t>│  ─────────────────────                 ────                                     │</w:t>
-      </w:r>
-    </w:p>
-    <w:p>
-      <w:pPr>
-        <w:rPr>
-          <w:lang w:val="en-US"/>
-        </w:rPr>
-      </w:pPr>
-      <w:r>
-        <w:rPr>
-          <w:lang w:val="en-US"/>
-        </w:rPr>
-        <w:t>│                                                                                  │</w:t>
-      </w:r>
-    </w:p>
-    <w:p>
-      <w:pPr>
-        <w:rPr>
-          <w:lang w:val="en-US"/>
-        </w:rPr>
-      </w:pPr>
-      <w:r>
-        <w:rPr>
-          <w:lang w:val="en-US"/>
-        </w:rPr>
-        <w:t>│  98% CHEAPER    $750 vs $50K+          CEO: 10+ yrs FinTech &amp; Blockchain       │</w:t>
-      </w:r>
-    </w:p>
-    <w:p>
-      <w:pPr>
-        <w:rPr>
-          <w:lang w:val="en-US"/>
-        </w:rPr>
-      </w:pPr>
-      <w:r>
-        <w:rPr>
-          <w:lang w:val="en-US"/>
-        </w:rPr>
-        <w:lastRenderedPageBreak/>
-        <w:t>│  98% FASTER     48 hrs vs 6 months     CTO: 8+ yrs DeFi &amp; Solidity             │</w:t>
-      </w:r>
-    </w:p>
-    <w:p>
-      <w:pPr>
-        <w:rPr>
-          <w:lang w:val="en-US"/>
-        </w:rPr>
-      </w:pPr>
-      <w:r>
-        <w:rPr>
-          <w:lang w:val="en-US"/>
-        </w:rPr>
-        <w:t>│  36+ CHAINS     vs single-chain        CLO: Securities &amp; MiCA expert           │</w:t>
-      </w:r>
-    </w:p>
-    <w:p>
-      <w:pPr>
-        <w:rPr>
-          <w:lang w:val="en-US"/>
-        </w:rPr>
-      </w:pPr>
-      <w:r>
-        <w:rPr>
-          <w:lang w:val="en-US"/>
-        </w:rPr>
-        <w:t>│  SELF-SERVICE   vs enterprise-only     Growth: Institutional sales             │</w:t>
-      </w:r>
-    </w:p>
-    <w:p>
-      <w:pPr>
-        <w:rPr>
-          <w:lang w:val="en-US"/>
-        </w:rPr>
-      </w:pPr>
-      <w:r>
-        <w:rPr>
-          <w:lang w:val="en-US"/>
-        </w:rPr>
-        <w:t>│  BUILT-IN       Trading &amp; compliance                                           │</w:t>
-      </w:r>
-    </w:p>
-    <w:p>
-      <w:pPr>
-        <w:rPr>
-          <w:lang w:val="en-US"/>
-        </w:rPr>
-      </w:pPr>
-      <w:r>
-        <w:rPr>
-          <w:lang w:val="en-US"/>
-        </w:rPr>
-        <w:t>│                                                                                  │</w:t>
-      </w:r>
-    </w:p>
-    <w:p>
-      <w:pPr>
-        <w:rPr>
-          <w:lang w:val="en-US"/>
-        </w:rPr>
-      </w:pPr>
-      <w:r>
-        <w:rPr>
-          <w:rFonts w:ascii="MS Gothic" w:eastAsia="MS Gothic" w:hAnsi="MS Gothic" w:cs="MS Gothic" w:hint="eastAsia"/>
-          <w:lang w:val="en-US"/>
-        </w:rPr>
-        <w:t>├</w:t>
-      </w:r>
-      <w:r>
-        <w:rPr>
-          <w:rFonts w:ascii="Aptos" w:hAnsi="Aptos" w:cs="Aptos"/>
-          <w:lang w:val="en-US"/>
-        </w:rPr>
-        <w:t>─────────────────────────────────────────────────────────────────────────────────</w:t>
-      </w:r>
-      <w:r>
-        <w:rPr>
-          <w:rFonts w:ascii="MS Gothic" w:eastAsia="MS Gothic" w:hAnsi="MS Gothic" w:cs="MS Gothic" w:hint="eastAsia"/>
-          <w:lang w:val="en-US"/>
-        </w:rPr>
-        <w:t>┤</w:t>
-      </w:r>
-    </w:p>
-    <w:p>
-      <w:pPr>
-        <w:rPr>
-          <w:lang w:val="en-US"/>
-        </w:rPr>
-      </w:pPr>
-      <w:r>
-        <w:rPr>
-          <w:lang w:val="en-US"/>
-        </w:rPr>
-        <w:t>│                                                                                  │</w:t>
-      </w:r>
-    </w:p>
-    <w:p>
-      <w:pPr>
-        <w:rPr>
-          <w:lang w:val="en-US"/>
-        </w:rPr>
-      </w:pPr>
-      <w:r>
-        <w:rPr>
-          <w:lang w:val="en-US"/>
-        </w:rPr>
-        <w:t>│                          INVESTMENT OPPORTUNITY                                 │</w:t>
-      </w:r>
-    </w:p>
-    <w:p>
-      <w:pPr>
-        <w:rPr>
-          <w:lang w:val="en-US"/>
-        </w:rPr>
-      </w:pPr>
-      <w:r>
-        <w:rPr>
-          <w:lang w:val="en-US"/>
-        </w:rPr>
-        <w:t>│                          ──────────────────────                                 │</w:t>
-      </w:r>
-    </w:p>
-    <w:p>
-      <w:pPr>
-        <w:rPr>
-          <w:lang w:val="en-US"/>
-        </w:rPr>
-      </w:pPr>
-      <w:r>
-        <w:rPr>
-          <w:lang w:val="en-US"/>
-        </w:rPr>
-        <w:t>│                                                                                  │</w:t>
-      </w:r>
-    </w:p>
-    <w:p>
-      <w:pPr>
-        <w:rPr>
-          <w:lang w:val="en-US"/>
-        </w:rPr>
-      </w:pPr>
-      <w:r>
-        <w:rPr>
-          <w:lang w:val="en-US"/>
-        </w:rPr>
-        <w:t>│  ┌─────────────────┐  ┌─────────────────┐  ┌─────────────────┐                 │</w:t>
-      </w:r>
-    </w:p>
-    <w:p>
-      <w:pPr>
-        <w:rPr>
-          <w:lang w:val="en-US"/>
-        </w:rPr>
-      </w:pPr>
-      <w:r>
-        <w:rPr>
-          <w:lang w:val="en-US"/>
-        </w:rPr>
-        <w:t>│  │   PRE-SEED      │  │     SEED        │  │   PRE-SALE      │                 │</w:t>
-      </w:r>
-    </w:p>
-    <w:p>
-      <w:pPr>
-        <w:rPr>
-          <w:lang w:val="en-US"/>
-        </w:rPr>
-      </w:pPr>
-      <w:r>
-        <w:rPr>
-          <w:lang w:val="en-US"/>
-        </w:rPr>
-        <w:t>│  │   $400K         │  │     $600K       │  │     $1M         │                 │</w:t>
-      </w:r>
-    </w:p>
-    <w:p>
-      <w:pPr>
-        <w:rPr>
-          <w:lang w:val="en-US"/>
-        </w:rPr>
-      </w:pPr>
-      <w:r>
-        <w:rPr>
-          <w:lang w:val="en-US"/>
-        </w:rPr>
-        <w:t>│  │   $2.7M val     │  │     $6M val     │  │     $10M val    │                 │</w:t>
-      </w:r>
-    </w:p>
-    <w:p>
-      <w:pPr>
-        <w:rPr>
-          <w:lang w:val="en-US"/>
-        </w:rPr>
-      </w:pPr>
-      <w:r>
-        <w:rPr>
-          <w:lang w:val="en-US"/>
-        </w:rPr>
-        <w:t>│  │   15% equity    │  │     10% equity  │  │     10% equity  │                 │</w:t>
-      </w:r>
-    </w:p>
-    <w:p>
-      <w:pPr>
-        <w:rPr>
-          <w:lang w:val="en-US"/>
-        </w:rPr>
-      </w:pPr>
-      <w:r>
-        <w:rPr>
-          <w:lang w:val="en-US"/>
-        </w:rPr>
-        <w:t xml:space="preserve">│  │   </w:t>
-      </w:r>
-      <w:r>
-        <w:rPr>
-          <w:rFonts w:ascii="Segoe UI Symbol" w:hAnsi="Segoe UI Symbol" w:cs="Segoe UI Symbol"/>
-          <w:lang w:val="en-US"/>
-        </w:rPr>
-        <w:t>★</w:t>
-      </w:r>
-      <w:r>
-        <w:rPr>
-          <w:lang w:val="en-US"/>
-        </w:rPr>
-        <w:t xml:space="preserve"> NOW OPEN    │  │     Q3 2026     │  │     Q1 2027     │                 │</w:t>
-      </w:r>
-    </w:p>
-    <w:p>
-      <w:pPr>
-        <w:rPr>
-          <w:lang w:val="en-US"/>
-        </w:rPr>
-      </w:pPr>
-      <w:r>
-        <w:rPr>
-          <w:lang w:val="en-US"/>
-        </w:rPr>
-        <w:t>│  └─────────────────┘  └─────────────────┘  └─────────────────┘                 │</w:t>
-      </w:r>
-    </w:p>
-    <w:p>
-      <w:pPr>
-        <w:rPr>
-          <w:lang w:val="en-US"/>
-        </w:rPr>
-      </w:pPr>
-      <w:r>
-        <w:rPr>
-          <w:lang w:val="en-US"/>
-        </w:rPr>
-        <w:t>│                                                                                  │</w:t>
-      </w:r>
-    </w:p>
-    <w:p>
-      <w:pPr>
-        <w:rPr>
-          <w:lang w:val="en-US"/>
-        </w:rPr>
-      </w:pPr>
-      <w:r>
-        <w:rPr>
-          <w:lang w:val="en-US"/>
-        </w:rPr>
-        <w:t>│                       4x valuation growth Pre-Seed → Pre-Sale                   │</w:t>
-      </w:r>
-    </w:p>
-    <w:p>
-      <w:pPr>
-        <w:rPr>
-          <w:lang w:val="en-US"/>
-        </w:rPr>
-      </w:pPr>
-      <w:r>
-        <w:rPr>
-          <w:lang w:val="en-US"/>
-        </w:rPr>
-        <w:t>│                       + Future token allocation (governance + revenue share)    │</w:t>
-      </w:r>
-    </w:p>
-    <w:p>
-      <w:pPr>
-        <w:rPr>
-          <w:lang w:val="en-US"/>
-        </w:rPr>
-      </w:pPr>
-      <w:r>
-        <w:rPr>
-          <w:lang w:val="en-US"/>
-        </w:rPr>
-        <w:t>│                       + Board observer seat ($100K+ investments)                │</w:t>
-      </w:r>
-    </w:p>
-    <w:p>
-      <w:pPr>
-        <w:rPr>
-          <w:lang w:val="en-US"/>
-        </w:rPr>
-      </w:pPr>
-      <w:r>
-        <w:rPr>
-          <w:lang w:val="en-US"/>
-        </w:rPr>
-        <w:t>│                                                                                  │</w:t>
-      </w:r>
-    </w:p>
-    <w:p>
-      <w:pPr>
-        <w:rPr>
-          <w:lang w:val="en-US"/>
-        </w:rPr>
-      </w:pPr>
-      <w:r>
-        <w:rPr>
-          <w:rFonts w:ascii="MS Gothic" w:eastAsia="MS Gothic" w:hAnsi="MS Gothic" w:cs="MS Gothic" w:hint="eastAsia"/>
-          <w:lang w:val="en-US"/>
-        </w:rPr>
-        <w:t>├</w:t>
-      </w:r>
-      <w:r>
-        <w:rPr>
-          <w:rFonts w:ascii="Aptos" w:hAnsi="Aptos" w:cs="Aptos"/>
-          <w:lang w:val="en-US"/>
-        </w:rPr>
-        <w:t>─────────────────────────────────────────────────────────────────────────────────</w:t>
-      </w:r>
-      <w:r>
-        <w:rPr>
-          <w:rFonts w:ascii="MS Gothic" w:eastAsia="MS Gothic" w:hAnsi="MS Gothic" w:cs="MS Gothic" w:hint="eastAsia"/>
-          <w:lang w:val="en-US"/>
-        </w:rPr>
-        <w:t>┤</w:t>
-      </w:r>
-    </w:p>
-    <w:p>
-      <w:pPr>
-        <w:rPr>
-          <w:lang w:val="en-US"/>
-        </w:rPr>
-      </w:pPr>
-      <w:r>
-        <w:rPr>
-          <w:lang w:val="en-US"/>
-        </w:rPr>
-        <w:t>│                                                                                  │</w:t>
-      </w:r>
-    </w:p>
-    <w:p>
-      <w:pPr>
-        <w:rPr>
-          <w:lang w:val="en-US"/>
-        </w:rPr>
-      </w:pPr>
-      <w:r>
-        <w:rPr>
-          <w:lang w:val="en-US"/>
-        </w:rPr>
-        <w:t>│  USE OF FUNDS (PRE-SEED)                                                        │</w:t>
-      </w:r>
-    </w:p>
-    <w:p>
-      <w:pPr>
-        <w:rPr>
-          <w:lang w:val="en-US"/>
-        </w:rPr>
-      </w:pPr>
-      <w:r>
-        <w:rPr>
-          <w:lang w:val="en-US"/>
-        </w:rPr>
-        <w:t>│  ───────────────────────                                                        │</w:t>
-      </w:r>
-    </w:p>
-    <w:p>
-      <w:pPr>
-        <w:rPr>
-          <w:lang w:val="en-US"/>
-        </w:rPr>
-      </w:pPr>
-      <w:r>
-        <w:rPr>
-          <w:lang w:val="en-US"/>
-        </w:rPr>
-        <w:t>│                                                                                  │</w:t>
-      </w:r>
-    </w:p>
-    <w:p>
-      <w:pPr>
-        <w:rPr>
-          <w:lang w:val="en-US"/>
-        </w:rPr>
-      </w:pPr>
-      <w:r>
-        <w:rPr>
-          <w:lang w:val="en-US"/>
-        </w:rPr>
-        <w:t xml:space="preserve">│  </w:t>
-      </w:r>
-      <w:r>
-        <w:rPr>
-          <w:rFonts w:ascii="Arial" w:hAnsi="Arial" w:cs="Arial"/>
-          <w:lang w:val="en-US"/>
-        </w:rPr>
-        <w:t>████████████████████████████████████████</w:t>
-      </w:r>
-      <w:r>
-        <w:rPr>
-          <w:lang w:val="en-US"/>
-        </w:rPr>
-        <w:t xml:space="preserve"> 40% Engineering ($160K)              │</w:t>
-      </w:r>
-    </w:p>
-    <w:p>
-      <w:pPr>
-        <w:rPr>
-          <w:lang w:val="en-US"/>
-        </w:rPr>
-      </w:pPr>
-      <w:r>
-        <w:rPr>
-          <w:lang w:val="en-US"/>
-        </w:rPr>
-        <w:t xml:space="preserve">│  </w:t>
-      </w:r>
-      <w:r>
-        <w:rPr>
-          <w:rFonts w:ascii="Arial" w:hAnsi="Arial" w:cs="Arial"/>
-          <w:lang w:val="en-US"/>
-        </w:rPr>
-        <w:t>██████████████████████████</w:t>
-      </w:r>
-      <w:r>
-        <w:rPr>
-          <w:lang w:val="en-US"/>
-        </w:rPr>
-        <w:t xml:space="preserve"> 25% Legal &amp; Compliance ($100K)                     │</w:t>
-      </w:r>
-    </w:p>
-    <w:p>
-      <w:pPr>
-        <w:rPr>
-          <w:lang w:val="en-US"/>
-        </w:rPr>
-      </w:pPr>
-      <w:r>
-        <w:rPr>
-          <w:lang w:val="en-US"/>
-        </w:rPr>
-        <w:lastRenderedPageBreak/>
-        <w:t xml:space="preserve">│  </w:t>
-      </w:r>
-      <w:r>
-        <w:rPr>
-          <w:rFonts w:ascii="Arial" w:hAnsi="Arial" w:cs="Arial"/>
-          <w:lang w:val="en-US"/>
-        </w:rPr>
-        <w:t>████████████████████</w:t>
-      </w:r>
-      <w:r>
-        <w:rPr>
-          <w:lang w:val="en-US"/>
-        </w:rPr>
-        <w:t xml:space="preserve"> 20% Security Audits ($80K)                               │</w:t>
-      </w:r>
-    </w:p>
-    <w:p>
-      <w:pPr>
-        <w:rPr>
-          <w:lang w:val="en-US"/>
-        </w:rPr>
-      </w:pPr>
-      <w:r>
-        <w:rPr>
-          <w:lang w:val="en-US"/>
-        </w:rPr>
-        <w:t xml:space="preserve">│  </w:t>
-      </w:r>
-      <w:r>
-        <w:rPr>
-          <w:rFonts w:ascii="Arial" w:hAnsi="Arial" w:cs="Arial"/>
-          <w:lang w:val="en-US"/>
-        </w:rPr>
-        <w:t>███████████████</w:t>
-      </w:r>
-      <w:r>
-        <w:rPr>
-          <w:lang w:val="en-US"/>
-        </w:rPr>
-        <w:t xml:space="preserve"> 15% Marketing &amp; BD ($60K)                                     │</w:t>
-      </w:r>
-    </w:p>
-    <w:p>
-      <w:pPr>
-        <w:rPr>
-          <w:lang w:val="en-US"/>
-        </w:rPr>
-      </w:pPr>
-      <w:r>
-        <w:rPr>
-          <w:lang w:val="en-US"/>
-        </w:rPr>
-        <w:t>│                                                                                  │</w:t>
-      </w:r>
-    </w:p>
-    <w:p>
-      <w:pPr>
-        <w:rPr>
-          <w:lang w:val="en-US"/>
-        </w:rPr>
-      </w:pPr>
-      <w:r>
-        <w:rPr>
-          <w:rFonts w:ascii="MS Gothic" w:eastAsia="MS Gothic" w:hAnsi="MS Gothic" w:cs="MS Gothic" w:hint="eastAsia"/>
-          <w:lang w:val="en-US"/>
-        </w:rPr>
-        <w:t>├</w:t>
-      </w:r>
-      <w:r>
-        <w:rPr>
-          <w:rFonts w:ascii="Aptos" w:hAnsi="Aptos" w:cs="Aptos"/>
-          <w:lang w:val="en-US"/>
-        </w:rPr>
-        <w:t>─────────────────────────────────────────────────────────────────────────────────</w:t>
-      </w:r>
-      <w:r>
-        <w:rPr>
-          <w:rFonts w:ascii="MS Gothic" w:eastAsia="MS Gothic" w:hAnsi="MS Gothic" w:cs="MS Gothic" w:hint="eastAsia"/>
-          <w:lang w:val="en-US"/>
-        </w:rPr>
-        <w:t>┤</w:t>
-      </w:r>
-    </w:p>
-    <w:p>
-      <w:pPr>
-        <w:rPr>
-          <w:lang w:val="en-US"/>
-        </w:rPr>
-      </w:pPr>
-      <w:r>
-        <w:rPr>
-          <w:lang w:val="en-US"/>
-        </w:rPr>
-        <w:t>│                                                                                  │</w:t>
-      </w:r>
-    </w:p>
-    <w:p>
-      <w:pPr>
-        <w:rPr>
-          <w:lang w:val="en-US"/>
-        </w:rPr>
-      </w:pPr>
-      <w:r>
-        <w:rPr>
-          <w:lang w:val="en-US"/>
-        </w:rPr>
-        <w:t>│                    "The world is getting ready for the                          │</w:t>
-      </w:r>
-    </w:p>
-    <w:p>
-      <w:pPr>
-        <w:rPr>
-          <w:lang w:val="en-US"/>
-        </w:rPr>
-      </w:pPr>
-      <w:r>
-        <w:rPr>
-          <w:lang w:val="en-US"/>
-        </w:rPr>
-        <w:t>│                     tokenization revolution. Are you?"                          │</w:t>
-      </w:r>
-    </w:p>
-    <w:p>
-      <w:pPr>
-        <w:rPr>
-          <w:lang w:val="en-US"/>
-        </w:rPr>
-      </w:pPr>
-      <w:r>
-        <w:rPr>
-          <w:lang w:val="en-US"/>
-        </w:rPr>
-        <w:t>│                                                                                  │</w:t>
-      </w:r>
-    </w:p>
-    <w:p>
-      <w:pPr>
-        <w:rPr>
-          <w:lang w:val="en-US"/>
-        </w:rPr>
-      </w:pPr>
-      <w:r>
-        <w:rPr>
-          <w:lang w:val="en-US"/>
-        </w:rPr>
-        <w:t>│  ─────────────────────────────────────────────────────────────────────────────  │</w:t>
-      </w:r>
-    </w:p>
-    <w:p>
-      <w:pPr>
-        <w:rPr>
-          <w:lang w:val="en-US"/>
-        </w:rPr>
-      </w:pPr>
-      <w:r>
-        <w:rPr>
-          <w:lang w:val="en-US"/>
-        </w:rPr>
-        <w:t>│                                                                                  │</w:t>
-      </w:r>
-    </w:p>
-    <w:p>
-      <w:pPr>
-        <w:rPr>
-          <w:lang w:val="en-US"/>
-        </w:rPr>
-      </w:pPr>
-      <w:r>
-        <w:rPr>
-          <w:lang w:val="en-US"/>
-        </w:rPr>
-        <w:t>│  CONTACT              DEMO                      WEBSITE                         │</w:t>
-      </w:r>
-    </w:p>
-    <w:p>
-      <w:r>
-        <w:rPr>
-          <w:lang w:val="en-US"/>
-        </w:rPr>
-        <w:t xml:space="preserve">│  christopher@         rwa-launchpad-            rwa-expert.                     </w:t>
-      </w:r>
-      <w:r>
-        <w:t>│</w:t>
-      </w:r>
-    </w:p>
-    <w:p>
-      <w:r>
-        <w:t>│  sermiumglobal.com    frontend.vercel.app       vercel.app                      │</w:t>
-      </w:r>
-    </w:p>
-    <w:p>
-      <w:r>
-        <w:t>│                                                                                  │</w:t>
-      </w:r>
-    </w:p>
-    <w:p>
-      <w:r>
-        <w:t>└─────────────────────────────────────────────────────────────────────────────────┘</w:t>
       </w:r>
     </w:p>
     <w:p/>
@@ -8629,6 +8292,7 @@
   <w:style w:type="character" w:default="1" w:styleId="Policepardfaut">
     <w:name w:val="Default Paragraph Font"/>
     <w:uiPriority w:val="1"/>
+    <w:semiHidden/>
     <w:unhideWhenUsed/>
   </w:style>
   <w:style w:type="table" w:default="1" w:styleId="TableauNormal">
